--- a/Panduan_Uranop_Untuk_Pemula.docx
+++ b/Panduan_Uranop_Untuk_Pemula.docx
@@ -8,10 +8,7 @@
         <w:jc w:val="center"/>
       </w:pPr>
       <w:r>
-        <w:t xml:space="preserve">PANDUAN </w:t>
-      </w:r>
-      <w:r>
-        <w:t xml:space="preserve">PENGGUNAAN APLIKASI </w:t>
+        <w:t xml:space="preserve">PANDUAN PENGGUNAAN APLIKASI </w:t>
       </w:r>
     </w:p>
     <w:p>
@@ -121,10 +118,7 @@
         <w:spacing w:before="40" w:after="40"/>
       </w:pPr>
       <w:r>
-        <w:t xml:space="preserve">  </w:t>
-      </w:r>
-      <w:r>
-        <w:t xml:space="preserve"> g. Kehadiran — Absensi &amp; Lembur</w:t>
+        <w:t xml:space="preserve">   g. Kehadiran — Absensi &amp; Lembur</w:t>
       </w:r>
     </w:p>
     <w:p>
@@ -206,10 +200,7 @@
       </w:r>
       <w:proofErr w:type="spellStart"/>
       <w:r>
-        <w:t>Aplik</w:t>
-      </w:r>
-      <w:r>
-        <w:t>asi</w:t>
+        <w:t>Aplikasi</w:t>
       </w:r>
       <w:proofErr w:type="spellEnd"/>
       <w:r>
@@ -225,6 +216,9 @@
       <w:proofErr w:type="gramEnd"/>
     </w:p>
     <w:p>
+      <w:pPr>
+        <w:ind w:left="284"/>
+      </w:pPr>
       <w:proofErr w:type="spellStart"/>
       <w:r>
         <w:t>A</w:t>
@@ -264,13 +258,50 @@
       </w:r>
       <w:proofErr w:type="spellEnd"/>
       <w:r>
-        <w:t xml:space="preserve"> data karyawan, absensi, cuti, gaji, lembur, pinjaman (kasbo</w:t>
-      </w:r>
-      <w:r>
-        <w:t xml:space="preserve">n), BPJS, </w:t>
+        <w:t xml:space="preserve"> data </w:t>
       </w:r>
       <w:proofErr w:type="spellStart"/>
       <w:r>
+        <w:t>karyawan</w:t>
+      </w:r>
+      <w:proofErr w:type="spellEnd"/>
+      <w:r>
+        <w:t xml:space="preserve">, </w:t>
+      </w:r>
+      <w:proofErr w:type="spellStart"/>
+      <w:r>
+        <w:t>absensi</w:t>
+      </w:r>
+      <w:proofErr w:type="spellEnd"/>
+      <w:r>
+        <w:t xml:space="preserve">, </w:t>
+      </w:r>
+      <w:proofErr w:type="spellStart"/>
+      <w:r>
+        <w:t>cuti</w:t>
+      </w:r>
+      <w:proofErr w:type="spellEnd"/>
+      <w:r>
+        <w:t xml:space="preserve">, </w:t>
+      </w:r>
+      <w:proofErr w:type="spellStart"/>
+      <w:r>
+        <w:t>gaji</w:t>
+      </w:r>
+      <w:proofErr w:type="spellEnd"/>
+      <w:r>
+        <w:t xml:space="preserve">, </w:t>
+      </w:r>
+      <w:proofErr w:type="spellStart"/>
+      <w:r>
+        <w:t>lembur</w:t>
+      </w:r>
+      <w:proofErr w:type="spellEnd"/>
+      <w:r>
+        <w:t xml:space="preserve">, BPJS, </w:t>
+      </w:r>
+      <w:proofErr w:type="spellStart"/>
+      <w:r>
         <w:t>pajak</w:t>
       </w:r>
       <w:proofErr w:type="spellEnd"/>
@@ -294,7 +325,94 @@
         <w:t>.</w:t>
       </w:r>
     </w:p>
-    <w:p/>
+    <w:p>
+      <w:r>
+        <w:rPr>
+          <w:rFonts w:ascii="Times New Roman" w:hAnsi="Times New Roman" w:cs="Times New Roman"/>
+          <w:sz w:val="24"/>
+          <w:szCs w:val="24"/>
+        </w:rPr>
+        <w:drawing>
+          <wp:inline distT="0" distB="0" distL="0" distR="0" wp14:anchorId="575A8703" wp14:editId="46FA571B">
+            <wp:extent cx="5076825" cy="2674314"/>
+            <wp:effectExtent l="0" t="0" r="0" b="0"/>
+            <wp:docPr id="1" name="Picture 1"/>
+            <wp:cNvGraphicFramePr>
+              <a:graphicFrameLocks xmlns:a="http://schemas.openxmlformats.org/drawingml/2006/main" noChangeAspect="1"/>
+            </wp:cNvGraphicFramePr>
+            <a:graphic xmlns:a="http://schemas.openxmlformats.org/drawingml/2006/main">
+              <a:graphicData uri="http://schemas.openxmlformats.org/drawingml/2006/picture">
+                <pic:pic xmlns:pic="http://schemas.openxmlformats.org/drawingml/2006/picture">
+                  <pic:nvPicPr>
+                    <pic:cNvPr id="1" name=""/>
+                    <pic:cNvPicPr/>
+                  </pic:nvPicPr>
+                  <pic:blipFill>
+                    <a:blip r:embed="rId6"/>
+                    <a:stretch>
+                      <a:fillRect/>
+                    </a:stretch>
+                  </pic:blipFill>
+                  <pic:spPr>
+                    <a:xfrm>
+                      <a:off x="0" y="0"/>
+                      <a:ext cx="5085016" cy="2678629"/>
+                    </a:xfrm>
+                    <a:prstGeom prst="rect">
+                      <a:avLst/>
+                    </a:prstGeom>
+                  </pic:spPr>
+                </pic:pic>
+              </a:graphicData>
+            </a:graphic>
+          </wp:inline>
+        </w:drawing>
+      </w:r>
+    </w:p>
+    <w:p>
+      <w:r>
+        <w:rPr>
+          <w:rFonts w:ascii="Times New Roman" w:hAnsi="Times New Roman" w:cs="Times New Roman"/>
+          <w:sz w:val="24"/>
+          <w:szCs w:val="24"/>
+        </w:rPr>
+        <w:drawing>
+          <wp:inline distT="0" distB="0" distL="0" distR="0" wp14:anchorId="621A80AA" wp14:editId="2DC6F671">
+            <wp:extent cx="5114925" cy="2680055"/>
+            <wp:effectExtent l="0" t="0" r="0" b="6350"/>
+            <wp:docPr id="4" name="Picture 4"/>
+            <wp:cNvGraphicFramePr>
+              <a:graphicFrameLocks xmlns:a="http://schemas.openxmlformats.org/drawingml/2006/main" noChangeAspect="1"/>
+            </wp:cNvGraphicFramePr>
+            <a:graphic xmlns:a="http://schemas.openxmlformats.org/drawingml/2006/main">
+              <a:graphicData uri="http://schemas.openxmlformats.org/drawingml/2006/picture">
+                <pic:pic xmlns:pic="http://schemas.openxmlformats.org/drawingml/2006/picture">
+                  <pic:nvPicPr>
+                    <pic:cNvPr id="1" name=""/>
+                    <pic:cNvPicPr/>
+                  </pic:nvPicPr>
+                  <pic:blipFill>
+                    <a:blip r:embed="rId7"/>
+                    <a:stretch>
+                      <a:fillRect/>
+                    </a:stretch>
+                  </pic:blipFill>
+                  <pic:spPr>
+                    <a:xfrm>
+                      <a:off x="0" y="0"/>
+                      <a:ext cx="5131531" cy="2688756"/>
+                    </a:xfrm>
+                    <a:prstGeom prst="rect">
+                      <a:avLst/>
+                    </a:prstGeom>
+                  </pic:spPr>
+                </pic:pic>
+              </a:graphicData>
+            </a:graphic>
+          </wp:inline>
+        </w:drawing>
+      </w:r>
+    </w:p>
     <w:p>
       <w:pPr>
         <w:pStyle w:val="Heading1"/>
@@ -304,17 +422,262 @@
       </w:r>
     </w:p>
     <w:p>
+      <w:pPr>
+        <w:ind w:left="284"/>
+      </w:pPr>
+      <w:r>
+        <w:t xml:space="preserve">1. Buka browser: </w:t>
+      </w:r>
+      <w:r>
+        <w:t>Buka Google Chrome, Microsoft Edge, atau Firefox di komputer Anda.</w:t>
+      </w:r>
+    </w:p>
+    <w:p>
+      <w:pPr>
+        <w:ind w:left="284"/>
+      </w:pPr>
+      <w:r>
+        <w:t xml:space="preserve">2. Ketik alamat: </w:t>
+      </w:r>
+      <w:r>
+        <w:t xml:space="preserve">Di kolom </w:t>
+      </w:r>
+      <w:proofErr w:type="spellStart"/>
+      <w:r>
+        <w:t>alamat</w:t>
+      </w:r>
+      <w:proofErr w:type="spellEnd"/>
+      <w:r>
+        <w:t xml:space="preserve"> (address bar), </w:t>
+      </w:r>
+      <w:proofErr w:type="spellStart"/>
+      <w:r>
+        <w:t>ketik</w:t>
+      </w:r>
+      <w:proofErr w:type="spellEnd"/>
+      <w:r>
+        <w:t>: http://</w:t>
+      </w:r>
+      <w:r>
+        <w:t>kuskarangjati</w:t>
+      </w:r>
+      <w:r>
+        <w:t>.</w:t>
+      </w:r>
+      <w:r>
+        <w:t>megakomsel</w:t>
+      </w:r>
+      <w:r>
+        <w:t xml:space="preserve">.com </w:t>
+      </w:r>
+      <w:proofErr w:type="spellStart"/>
+      <w:r>
+        <w:t>lalu</w:t>
+      </w:r>
+      <w:proofErr w:type="spellEnd"/>
+      <w:r>
+        <w:t xml:space="preserve"> </w:t>
+      </w:r>
+      <w:proofErr w:type="spellStart"/>
+      <w:r>
+        <w:t>tekan</w:t>
+      </w:r>
+      <w:proofErr w:type="spellEnd"/>
+      <w:r>
+        <w:t xml:space="preserve"> ENTER.</w:t>
+      </w:r>
+    </w:p>
+    <w:p>
+      <w:pPr>
+        <w:ind w:left="284"/>
+      </w:pPr>
+      <w:r>
+        <w:lastRenderedPageBreak/>
+        <w:t xml:space="preserve">3. Halaman login muncul: </w:t>
+      </w:r>
+      <w:r>
+        <w:t>Anda akan melihat halaman login dengan dua kolom: Email dan Password.</w:t>
+      </w:r>
+    </w:p>
+    <w:p>
+      <w:pPr>
+        <w:ind w:left="284"/>
+      </w:pPr>
+      <w:r>
+        <w:t xml:space="preserve">4. Masukkan email: </w:t>
+      </w:r>
+      <w:r>
+        <w:t>Ketik email Anda. Contoh: superadmin@uranop.com</w:t>
+      </w:r>
+    </w:p>
+    <w:p>
+      <w:pPr>
+        <w:ind w:left="284"/>
+      </w:pPr>
+      <w:r>
+        <w:t xml:space="preserve">5. Masukkan password: </w:t>
+      </w:r>
+      <w:proofErr w:type="spellStart"/>
+      <w:r>
+        <w:t>Ketik</w:t>
+      </w:r>
+      <w:proofErr w:type="spellEnd"/>
+      <w:r>
+        <w:t xml:space="preserve"> password </w:t>
+      </w:r>
+      <w:r>
+        <w:t xml:space="preserve">yang </w:t>
+      </w:r>
+      <w:proofErr w:type="spellStart"/>
+      <w:r>
+        <w:t>sudah</w:t>
+      </w:r>
+      <w:proofErr w:type="spellEnd"/>
+      <w:r>
+        <w:t xml:space="preserve"> kami </w:t>
+      </w:r>
+      <w:proofErr w:type="spellStart"/>
+      <w:r>
+        <w:t>berikan</w:t>
+      </w:r>
+      <w:proofErr w:type="spellEnd"/>
+      <w:r>
+        <w:t>.</w:t>
+      </w:r>
+      <w:r>
+        <w:t xml:space="preserve"> </w:t>
+      </w:r>
+      <w:r>
+        <w:t xml:space="preserve"> </w:t>
+      </w:r>
+    </w:p>
+    <w:p>
+      <w:pPr>
+        <w:ind w:left="284"/>
+      </w:pPr>
+      <w:r>
+        <w:t xml:space="preserve">6. Klik "Login": </w:t>
+      </w:r>
+      <w:r>
+        <w:t>Tekan tombol Login. Jika berhasil, Anda akan masuk ke halaman Dashboard.</w:t>
+      </w:r>
+    </w:p>
+    <w:p>
+      <w:pPr>
+        <w:ind w:left="284"/>
+      </w:pPr>
+      <w:r>
+        <w:rPr>
+          <w:rFonts w:ascii="Segoe UI Emoji" w:hAnsi="Segoe UI Emoji" w:cs="Segoe UI Emoji"/>
+        </w:rPr>
+        <w:t>⚠</w:t>
+      </w:r>
+      <w:r>
+        <w:t xml:space="preserve">️ </w:t>
+      </w:r>
+      <w:proofErr w:type="spellStart"/>
+      <w:r>
+        <w:t>Catatan</w:t>
+      </w:r>
+      <w:proofErr w:type="spellEnd"/>
+      <w:r>
+        <w:t xml:space="preserve"> </w:t>
+      </w:r>
+      <w:proofErr w:type="spellStart"/>
+      <w:r>
+        <w:t>Penting</w:t>
+      </w:r>
+      <w:proofErr w:type="spellEnd"/>
+      <w:r>
+        <w:t xml:space="preserve">: </w:t>
+      </w:r>
+      <w:proofErr w:type="spellStart"/>
+      <w:r>
+        <w:t>Jangan</w:t>
+      </w:r>
+      <w:proofErr w:type="spellEnd"/>
+      <w:r>
+        <w:t xml:space="preserve"> bagikan password Anda ke orang lain. Setiap user punya hak akses berbeda-beda sesuai jabatannya.</w:t>
+      </w:r>
+    </w:p>
+    <w:p/>
+    <w:p>
+      <w:pPr>
+        <w:pStyle w:val="Heading1"/>
+      </w:pPr>
+      <w:r>
+        <w:t xml:space="preserve">3. </w:t>
+      </w:r>
+      <w:proofErr w:type="spellStart"/>
+      <w:r>
+        <w:t>Mengenal</w:t>
+      </w:r>
+      <w:proofErr w:type="spellEnd"/>
+      <w:r>
+        <w:t xml:space="preserve"> </w:t>
+      </w:r>
+      <w:proofErr w:type="spellStart"/>
+      <w:r>
+        <w:t>Tampilan</w:t>
+      </w:r>
+      <w:proofErr w:type="spellEnd"/>
+      <w:r>
+        <w:t xml:space="preserve"> Utama</w:t>
+      </w:r>
+    </w:p>
+    <w:p>
+      <w:r>
+        <w:drawing>
+          <wp:inline distT="0" distB="0" distL="0" distR="0" wp14:anchorId="0B13D3A6" wp14:editId="21DE8E1E">
+            <wp:extent cx="5486400" cy="2900680"/>
+            <wp:effectExtent l="0" t="0" r="0" b="0"/>
+            <wp:docPr id="2" name="Picture 2"/>
+            <wp:cNvGraphicFramePr>
+              <a:graphicFrameLocks xmlns:a="http://schemas.openxmlformats.org/drawingml/2006/main" noChangeAspect="1"/>
+            </wp:cNvGraphicFramePr>
+            <a:graphic xmlns:a="http://schemas.openxmlformats.org/drawingml/2006/main">
+              <a:graphicData uri="http://schemas.openxmlformats.org/drawingml/2006/picture">
+                <pic:pic xmlns:pic="http://schemas.openxmlformats.org/drawingml/2006/picture">
+                  <pic:nvPicPr>
+                    <pic:cNvPr id="1" name=""/>
+                    <pic:cNvPicPr/>
+                  </pic:nvPicPr>
+                  <pic:blipFill>
+                    <a:blip r:embed="rId8"/>
+                    <a:stretch>
+                      <a:fillRect/>
+                    </a:stretch>
+                  </pic:blipFill>
+                  <pic:spPr>
+                    <a:xfrm>
+                      <a:off x="0" y="0"/>
+                      <a:ext cx="5486400" cy="2900680"/>
+                    </a:xfrm>
+                    <a:prstGeom prst="rect">
+                      <a:avLst/>
+                    </a:prstGeom>
+                  </pic:spPr>
+                </pic:pic>
+              </a:graphicData>
+            </a:graphic>
+          </wp:inline>
+        </w:drawing>
+      </w:r>
+    </w:p>
+    <w:p>
+      <w:r>
+        <w:t>Setelah login, Anda akan melihat 3 bagian utama di layar:</w:t>
+      </w:r>
+    </w:p>
+    <w:p>
       <w:r>
         <w:rPr>
           <w:b/>
         </w:rPr>
-        <w:t xml:space="preserve">1. Buka browser: </w:t>
-      </w:r>
-      <w:r>
-        <w:t xml:space="preserve">Buka Google </w:t>
-      </w:r>
-      <w:r>
-        <w:t>Chrome, Microsoft Edge, atau Firefox di komputer Anda.</w:t>
+        <w:t xml:space="preserve">Sidebar (sebelah kiri): </w:t>
+      </w:r>
+      <w:r>
+        <w:t>Daftar menu berbentuk ikon dan tulisan. Klik menu untuk membuka halaman yang diinginkan. Menu dengan panah kecil (▶) bisa diklik untuk membuka sub-menu.</w:t>
       </w:r>
     </w:p>
     <w:p>
@@ -322,46 +685,10 @@
         <w:rPr>
           <w:b/>
         </w:rPr>
-        <w:t xml:space="preserve">2. Ketik alamat: </w:t>
-      </w:r>
-      <w:r>
-        <w:t xml:space="preserve">Di kolom alamat (address bar), </w:t>
-      </w:r>
-      <w:proofErr w:type="spellStart"/>
-      <w:r>
-        <w:t>ketik</w:t>
-      </w:r>
-      <w:proofErr w:type="spellEnd"/>
-      <w:r>
-        <w:t>: http://</w:t>
-      </w:r>
-      <w:r>
-        <w:t>kuskarangjati</w:t>
-      </w:r>
-      <w:r>
-        <w:t>.</w:t>
-      </w:r>
-      <w:r>
-        <w:t>megakomsel</w:t>
-      </w:r>
-      <w:r>
-        <w:t xml:space="preserve">.com </w:t>
-      </w:r>
-      <w:proofErr w:type="spellStart"/>
-      <w:r>
-        <w:t>lalu</w:t>
-      </w:r>
-      <w:proofErr w:type="spellEnd"/>
-      <w:r>
-        <w:t xml:space="preserve"> </w:t>
-      </w:r>
-      <w:proofErr w:type="spellStart"/>
-      <w:r>
-        <w:t>tekan</w:t>
-      </w:r>
-      <w:proofErr w:type="spellEnd"/>
-      <w:r>
-        <w:t xml:space="preserve"> ENTER.</w:t>
+        <w:t xml:space="preserve">Topbar (bagian atas): </w:t>
+      </w:r>
+      <w:r>
+        <w:t>Menampilkan judul halaman yang sedang dibuka, tombol notifikasi (lonceng), dan foto profil Anda. Klik foto profil untuk logout.</w:t>
       </w:r>
     </w:p>
     <w:p>
@@ -369,10 +696,209 @@
         <w:rPr>
           <w:b/>
         </w:rPr>
-        <w:t xml:space="preserve">3. Halaman login muncul: </w:t>
-      </w:r>
-      <w:r>
-        <w:t>Anda akan melihat halaman login dengan dua kolom: Email dan Password.</w:t>
+        <w:t xml:space="preserve">Area Konten (tengah): </w:t>
+      </w:r>
+      <w:r>
+        <w:t xml:space="preserve">Bagian utama tempat data ditampilkan. Di </w:t>
+      </w:r>
+      <w:proofErr w:type="spellStart"/>
+      <w:r>
+        <w:t>sinilah</w:t>
+      </w:r>
+      <w:proofErr w:type="spellEnd"/>
+      <w:r>
+        <w:t xml:space="preserve"> Anda </w:t>
+      </w:r>
+      <w:proofErr w:type="spellStart"/>
+      <w:r>
+        <w:t>melihat</w:t>
+      </w:r>
+      <w:proofErr w:type="spellEnd"/>
+      <w:r>
+        <w:t xml:space="preserve"> </w:t>
+      </w:r>
+      <w:proofErr w:type="spellStart"/>
+      <w:r>
+        <w:t>tabel</w:t>
+      </w:r>
+      <w:proofErr w:type="spellEnd"/>
+      <w:r>
+        <w:t xml:space="preserve">, form, </w:t>
+      </w:r>
+      <w:proofErr w:type="spellStart"/>
+      <w:r>
+        <w:t>atau</w:t>
+      </w:r>
+      <w:proofErr w:type="spellEnd"/>
+      <w:r>
+        <w:t xml:space="preserve"> </w:t>
+      </w:r>
+      <w:proofErr w:type="spellStart"/>
+      <w:r>
+        <w:t>laporan</w:t>
+      </w:r>
+      <w:proofErr w:type="spellEnd"/>
+      <w:r>
+        <w:t>.</w:t>
+      </w:r>
+    </w:p>
+    <w:p>
+      <w:r>
+        <w:br w:type="page"/>
+      </w:r>
+    </w:p>
+    <w:p>
+      <w:pPr>
+        <w:pStyle w:val="Heading1"/>
+      </w:pPr>
+      <w:r>
+        <w:lastRenderedPageBreak/>
+        <w:t>4. Menu-Menu Penting &amp; Fungsinya</w:t>
+      </w:r>
+    </w:p>
+    <w:p>
+      <w:r>
+        <w:t>Berikut penjelasan setiap menu yang ada di sidebar (sebelah kiri). Menu yang Anda lihat mungkin berbeda tergantung hak akses (role) Anda.</w:t>
+      </w:r>
+    </w:p>
+    <w:p>
+      <w:pPr>
+        <w:pStyle w:val="Heading2"/>
+      </w:pPr>
+      <w:r>
+        <w:t>a. Dashboard — Halaman Depan</w:t>
+      </w:r>
+    </w:p>
+    <w:p>
+      <w:r>
+        <w:t xml:space="preserve">Halaman pertama yang muncul setelah login. Menampilkan ringkasan data: jumlah karyawan, statistik kehadiran, grafik ringkasan. Seperti "beranda" yang memberi </w:t>
+      </w:r>
+      <w:proofErr w:type="spellStart"/>
+      <w:r>
+        <w:t>gambaran</w:t>
+      </w:r>
+      <w:proofErr w:type="spellEnd"/>
+      <w:r>
+        <w:t xml:space="preserve"> </w:t>
+      </w:r>
+      <w:proofErr w:type="spellStart"/>
+      <w:r>
+        <w:t>sekilas</w:t>
+      </w:r>
+      <w:proofErr w:type="spellEnd"/>
+      <w:r>
+        <w:t xml:space="preserve"> </w:t>
+      </w:r>
+      <w:proofErr w:type="spellStart"/>
+      <w:r>
+        <w:t>kondisi</w:t>
+      </w:r>
+      <w:proofErr w:type="spellEnd"/>
+      <w:r>
+        <w:t xml:space="preserve"> </w:t>
+      </w:r>
+      <w:proofErr w:type="spellStart"/>
+      <w:r>
+        <w:t>perusahaan</w:t>
+      </w:r>
+      <w:proofErr w:type="spellEnd"/>
+      <w:r>
+        <w:t>.</w:t>
+      </w:r>
+    </w:p>
+    <w:p>
+      <w:r>
+        <w:drawing>
+          <wp:inline distT="0" distB="0" distL="0" distR="0" wp14:anchorId="042BF5D9" wp14:editId="19F4F41E">
+            <wp:extent cx="5486400" cy="2900680"/>
+            <wp:effectExtent l="0" t="0" r="0" b="0"/>
+            <wp:docPr id="3" name="Picture 3"/>
+            <wp:cNvGraphicFramePr>
+              <a:graphicFrameLocks xmlns:a="http://schemas.openxmlformats.org/drawingml/2006/main" noChangeAspect="1"/>
+            </wp:cNvGraphicFramePr>
+            <a:graphic xmlns:a="http://schemas.openxmlformats.org/drawingml/2006/main">
+              <a:graphicData uri="http://schemas.openxmlformats.org/drawingml/2006/picture">
+                <pic:pic xmlns:pic="http://schemas.openxmlformats.org/drawingml/2006/picture">
+                  <pic:nvPicPr>
+                    <pic:cNvPr id="1" name=""/>
+                    <pic:cNvPicPr/>
+                  </pic:nvPicPr>
+                  <pic:blipFill>
+                    <a:blip r:embed="rId8"/>
+                    <a:stretch>
+                      <a:fillRect/>
+                    </a:stretch>
+                  </pic:blipFill>
+                  <pic:spPr>
+                    <a:xfrm>
+                      <a:off x="0" y="0"/>
+                      <a:ext cx="5486400" cy="2900680"/>
+                    </a:xfrm>
+                    <a:prstGeom prst="rect">
+                      <a:avLst/>
+                    </a:prstGeom>
+                  </pic:spPr>
+                </pic:pic>
+              </a:graphicData>
+            </a:graphic>
+          </wp:inline>
+        </w:drawing>
+      </w:r>
+    </w:p>
+    <w:p/>
+    <w:p>
+      <w:pPr>
+        <w:pStyle w:val="Heading2"/>
+      </w:pPr>
+      <w:r>
+        <w:t xml:space="preserve">b. Data Master — Data </w:t>
+      </w:r>
+      <w:proofErr w:type="spellStart"/>
+      <w:r>
+        <w:t>Pokok</w:t>
+      </w:r>
+      <w:proofErr w:type="spellEnd"/>
+      <w:r>
+        <w:t xml:space="preserve"> Perusahaan</w:t>
+      </w:r>
+    </w:p>
+    <w:p>
+      <w:r>
+        <w:drawing>
+          <wp:inline distT="0" distB="0" distL="0" distR="0" wp14:anchorId="66424AC9" wp14:editId="6924638E">
+            <wp:extent cx="5486400" cy="2766060"/>
+            <wp:effectExtent l="0" t="0" r="0" b="0"/>
+            <wp:docPr id="5" name="Picture 5"/>
+            <wp:cNvGraphicFramePr>
+              <a:graphicFrameLocks xmlns:a="http://schemas.openxmlformats.org/drawingml/2006/main" noChangeAspect="1"/>
+            </wp:cNvGraphicFramePr>
+            <a:graphic xmlns:a="http://schemas.openxmlformats.org/drawingml/2006/main">
+              <a:graphicData uri="http://schemas.openxmlformats.org/drawingml/2006/picture">
+                <pic:pic xmlns:pic="http://schemas.openxmlformats.org/drawingml/2006/picture">
+                  <pic:nvPicPr>
+                    <pic:cNvPr id="1" name=""/>
+                    <pic:cNvPicPr/>
+                  </pic:nvPicPr>
+                  <pic:blipFill>
+                    <a:blip r:embed="rId9"/>
+                    <a:stretch>
+                      <a:fillRect/>
+                    </a:stretch>
+                  </pic:blipFill>
+                  <pic:spPr>
+                    <a:xfrm>
+                      <a:off x="0" y="0"/>
+                      <a:ext cx="5486400" cy="2766060"/>
+                    </a:xfrm>
+                    <a:prstGeom prst="rect">
+                      <a:avLst/>
+                    </a:prstGeom>
+                  </pic:spPr>
+                </pic:pic>
+              </a:graphicData>
+            </a:graphic>
+          </wp:inline>
+        </w:drawing>
       </w:r>
     </w:p>
     <w:p>
@@ -380,16 +906,22 @@
         <w:rPr>
           <w:b/>
         </w:rPr>
-        <w:t>4. Ma</w:t>
-      </w:r>
+        <w:lastRenderedPageBreak/>
+        <w:t xml:space="preserve">• Bagian: </w:t>
+      </w:r>
+      <w:r>
+        <w:t>Daftar bagian/departemen di perusahaan (contoh: HRD, Produksi, Keuangan).</w:t>
+      </w:r>
+    </w:p>
+    <w:p>
       <w:r>
         <w:rPr>
           <w:b/>
         </w:rPr>
-        <w:t xml:space="preserve">sukkan email: </w:t>
-      </w:r>
-      <w:r>
-        <w:t>Ketik email Anda. Contoh: superadmin@uranop.com</w:t>
+        <w:t xml:space="preserve">• Pekerjaan: </w:t>
+      </w:r>
+      <w:r>
+        <w:t>Daftar jabatan/posisi (contoh: Staff HRD, Supervisor Produksi, Manager).</w:t>
       </w:r>
     </w:p>
     <w:p>
@@ -397,10 +929,10 @@
         <w:rPr>
           <w:b/>
         </w:rPr>
-        <w:t xml:space="preserve">5. Masukkan password: </w:t>
-      </w:r>
-      <w:r>
-        <w:t>Ketik password Anda. (HRD akan memberikan password masing-masing user.)</w:t>
+        <w:t xml:space="preserve">• Kalender: </w:t>
+      </w:r>
+      <w:r>
+        <w:t>Kalender hari kerja dan hari libur. Digunakan untuk perhitungan gaji dan cuti.</w:t>
       </w:r>
     </w:p>
     <w:p>
@@ -408,10 +940,1675 @@
         <w:rPr>
           <w:b/>
         </w:rPr>
-        <w:t xml:space="preserve">6. Klik "Login": </w:t>
-      </w:r>
-      <w:r>
-        <w:t>Tekan tombol Login. Jika berhasil, Anda akan masuk ke halaman Dashboard.</w:t>
+        <w:t xml:space="preserve">• Gaji &amp; LTHR: </w:t>
+      </w:r>
+      <w:r>
+        <w:t>Pengaturan komponen gaji (gaji pokok, tunjangan, dll) dan LTHR (Lembur, Tunjangan Hari Raya).</w:t>
+      </w:r>
+    </w:p>
+    <w:p>
+      <w:r>
+        <w:rPr>
+          <w:b/>
+        </w:rPr>
+        <w:t xml:space="preserve">• Penggajian: </w:t>
+      </w:r>
+      <w:r>
+        <w:t>Membuat periode penggajian (misal: Gaji Januari 2026).</w:t>
+      </w:r>
+    </w:p>
+    <w:p>
+      <w:r>
+        <w:rPr>
+          <w:b/>
+        </w:rPr>
+        <w:t xml:space="preserve">• Pengaturan Cuti: </w:t>
+      </w:r>
+      <w:r>
+        <w:t xml:space="preserve">Mengatur jenis-jenis cuti, kuota cuti </w:t>
+      </w:r>
+      <w:proofErr w:type="spellStart"/>
+      <w:r>
+        <w:t>tahunan</w:t>
+      </w:r>
+      <w:proofErr w:type="spellEnd"/>
+      <w:r>
+        <w:t xml:space="preserve">, dan </w:t>
+      </w:r>
+      <w:proofErr w:type="spellStart"/>
+      <w:r>
+        <w:t>aturan</w:t>
+      </w:r>
+      <w:proofErr w:type="spellEnd"/>
+      <w:r>
+        <w:t xml:space="preserve"> </w:t>
+      </w:r>
+      <w:proofErr w:type="spellStart"/>
+      <w:r>
+        <w:t>cuti</w:t>
+      </w:r>
+      <w:proofErr w:type="spellEnd"/>
+      <w:r>
+        <w:t>.</w:t>
+      </w:r>
+    </w:p>
+    <w:p/>
+    <w:p>
+      <w:pPr>
+        <w:pStyle w:val="Heading2"/>
+      </w:pPr>
+      <w:r>
+        <w:t xml:space="preserve">c. Data Karyawan — Biodata &amp; </w:t>
+      </w:r>
+      <w:proofErr w:type="spellStart"/>
+      <w:r>
+        <w:t>Administrasi</w:t>
+      </w:r>
+      <w:proofErr w:type="spellEnd"/>
+      <w:r>
+        <w:t xml:space="preserve"> </w:t>
+      </w:r>
+      <w:proofErr w:type="spellStart"/>
+      <w:r>
+        <w:t>Pegawai</w:t>
+      </w:r>
+      <w:proofErr w:type="spellEnd"/>
+    </w:p>
+    <w:p>
+      <w:r>
+        <w:drawing>
+          <wp:inline distT="0" distB="0" distL="0" distR="0" wp14:anchorId="77B8A464" wp14:editId="5A331122">
+            <wp:extent cx="5486400" cy="2910840"/>
+            <wp:effectExtent l="0" t="0" r="0" b="3810"/>
+            <wp:docPr id="6" name="Picture 6"/>
+            <wp:cNvGraphicFramePr>
+              <a:graphicFrameLocks xmlns:a="http://schemas.openxmlformats.org/drawingml/2006/main" noChangeAspect="1"/>
+            </wp:cNvGraphicFramePr>
+            <a:graphic xmlns:a="http://schemas.openxmlformats.org/drawingml/2006/main">
+              <a:graphicData uri="http://schemas.openxmlformats.org/drawingml/2006/picture">
+                <pic:pic xmlns:pic="http://schemas.openxmlformats.org/drawingml/2006/picture">
+                  <pic:nvPicPr>
+                    <pic:cNvPr id="1" name=""/>
+                    <pic:cNvPicPr/>
+                  </pic:nvPicPr>
+                  <pic:blipFill>
+                    <a:blip r:embed="rId10"/>
+                    <a:stretch>
+                      <a:fillRect/>
+                    </a:stretch>
+                  </pic:blipFill>
+                  <pic:spPr>
+                    <a:xfrm>
+                      <a:off x="0" y="0"/>
+                      <a:ext cx="5486400" cy="2910840"/>
+                    </a:xfrm>
+                    <a:prstGeom prst="rect">
+                      <a:avLst/>
+                    </a:prstGeom>
+                  </pic:spPr>
+                </pic:pic>
+              </a:graphicData>
+            </a:graphic>
+          </wp:inline>
+        </w:drawing>
+      </w:r>
+    </w:p>
+    <w:p>
+      <w:r>
+        <w:rPr>
+          <w:b/>
+        </w:rPr>
+        <w:t xml:space="preserve">• </w:t>
+      </w:r>
+      <w:proofErr w:type="spellStart"/>
+      <w:r>
+        <w:rPr>
+          <w:b/>
+        </w:rPr>
+        <w:t>Karyawan</w:t>
+      </w:r>
+      <w:proofErr w:type="spellEnd"/>
+      <w:r>
+        <w:rPr>
+          <w:b/>
+        </w:rPr>
+        <w:t xml:space="preserve">: </w:t>
+      </w:r>
+      <w:r>
+        <w:t xml:space="preserve">Daftar </w:t>
+      </w:r>
+      <w:proofErr w:type="spellStart"/>
+      <w:r>
+        <w:t>semua</w:t>
+      </w:r>
+      <w:proofErr w:type="spellEnd"/>
+      <w:r>
+        <w:t xml:space="preserve"> karyawan. Bisa tambah, edit, hapus, lihat detail per karyawan.</w:t>
+      </w:r>
+    </w:p>
+    <w:p>
+      <w:r>
+        <w:rPr>
+          <w:b/>
+        </w:rPr>
+        <w:t xml:space="preserve">• Import Karyawan: </w:t>
+      </w:r>
+      <w:r>
+        <w:t>Masukkan data karyawan sekaligus banyak dari file Excel.</w:t>
+      </w:r>
+    </w:p>
+    <w:p>
+      <w:r>
+        <w:rPr>
+          <w:b/>
+        </w:rPr>
+        <w:t xml:space="preserve">• Grouping Karyawan: </w:t>
+      </w:r>
+      <w:r>
+        <w:t>Kelompokkan karyawan berdasarkan kriteria tertentu (drag &amp; drop).</w:t>
+      </w:r>
+    </w:p>
+    <w:p>
+      <w:r>
+        <w:rPr>
+          <w:b/>
+        </w:rPr>
+        <w:t xml:space="preserve">• Urutan Karyawan: </w:t>
+      </w:r>
+      <w:r>
+        <w:t>Atur urutan tampilan karyawan di daftar.</w:t>
+      </w:r>
+    </w:p>
+    <w:p>
+      <w:r>
+        <w:rPr>
+          <w:b/>
+        </w:rPr>
+        <w:t xml:space="preserve">• Gaji Karyawan: </w:t>
+      </w:r>
+      <w:r>
+        <w:t>Atur gaji per karyawan (gaji pokok, tunjangan, premi).</w:t>
+      </w:r>
+    </w:p>
+    <w:p>
+      <w:r>
+        <w:rPr>
+          <w:b/>
+        </w:rPr>
+        <w:t xml:space="preserve">• Kontrak Kerja: </w:t>
+      </w:r>
+      <w:r>
+        <w:t>Catat kontrak kerja karyawan (PKWT, PKWTT, masa berlaku).</w:t>
+      </w:r>
+    </w:p>
+    <w:p>
+      <w:r>
+        <w:rPr>
+          <w:b/>
+        </w:rPr>
+        <w:t xml:space="preserve">• Kompensasi: </w:t>
+      </w:r>
+      <w:r>
+        <w:t>Kelola kompensasi/bonus kontrak karyawan.</w:t>
+      </w:r>
+    </w:p>
+    <w:p>
+      <w:r>
+        <w:rPr>
+          <w:b/>
+        </w:rPr>
+        <w:t xml:space="preserve">• Riwayat Pekerjaan: </w:t>
+      </w:r>
+      <w:r>
+        <w:t>Riwayat jabatan/posisi karyawan dari waktu ke waktu.</w:t>
+      </w:r>
+    </w:p>
+    <w:p>
+      <w:r>
+        <w:rPr>
+          <w:b/>
+        </w:rPr>
+        <w:lastRenderedPageBreak/>
+        <w:t xml:space="preserve">• Keluarga &amp; Tanggungan: </w:t>
+      </w:r>
+      <w:r>
+        <w:t>Data keluarga karyawan (pasangan, anak, tanggungan).</w:t>
+      </w:r>
+    </w:p>
+    <w:p>
+      <w:r>
+        <w:rPr>
+          <w:b/>
+        </w:rPr>
+        <w:t xml:space="preserve">• Dokumen: </w:t>
+      </w:r>
+      <w:r>
+        <w:t>Simpan dokumen penting karyawan (KTP, ijazah, KK, dll).</w:t>
+      </w:r>
+    </w:p>
+    <w:p>
+      <w:r>
+        <w:rPr>
+          <w:b/>
+        </w:rPr>
+        <w:t xml:space="preserve">• Resign &amp; PHK: </w:t>
+      </w:r>
+      <w:r>
+        <w:t xml:space="preserve">Catat karyawan yang resign </w:t>
+      </w:r>
+      <w:proofErr w:type="spellStart"/>
+      <w:r>
+        <w:t>atau</w:t>
+      </w:r>
+      <w:proofErr w:type="spellEnd"/>
+      <w:r>
+        <w:t xml:space="preserve"> di-PHK.</w:t>
+      </w:r>
+    </w:p>
+    <w:p/>
+    <w:p>
+      <w:pPr>
+        <w:pStyle w:val="Heading2"/>
+      </w:pPr>
+      <w:r>
+        <w:t xml:space="preserve">d. Jadwal Kerja — Atur Shift &amp; Pola </w:t>
+      </w:r>
+      <w:proofErr w:type="spellStart"/>
+      <w:r>
+        <w:t>Kerja</w:t>
+      </w:r>
+      <w:proofErr w:type="spellEnd"/>
+    </w:p>
+    <w:p>
+      <w:r>
+        <w:drawing>
+          <wp:inline distT="0" distB="0" distL="0" distR="0" wp14:anchorId="0DB35109" wp14:editId="36813B3E">
+            <wp:extent cx="5486400" cy="2906395"/>
+            <wp:effectExtent l="0" t="0" r="0" b="8255"/>
+            <wp:docPr id="7" name="Picture 7"/>
+            <wp:cNvGraphicFramePr>
+              <a:graphicFrameLocks xmlns:a="http://schemas.openxmlformats.org/drawingml/2006/main" noChangeAspect="1"/>
+            </wp:cNvGraphicFramePr>
+            <a:graphic xmlns:a="http://schemas.openxmlformats.org/drawingml/2006/main">
+              <a:graphicData uri="http://schemas.openxmlformats.org/drawingml/2006/picture">
+                <pic:pic xmlns:pic="http://schemas.openxmlformats.org/drawingml/2006/picture">
+                  <pic:nvPicPr>
+                    <pic:cNvPr id="1" name=""/>
+                    <pic:cNvPicPr/>
+                  </pic:nvPicPr>
+                  <pic:blipFill>
+                    <a:blip r:embed="rId11"/>
+                    <a:stretch>
+                      <a:fillRect/>
+                    </a:stretch>
+                  </pic:blipFill>
+                  <pic:spPr>
+                    <a:xfrm>
+                      <a:off x="0" y="0"/>
+                      <a:ext cx="5486400" cy="2906395"/>
+                    </a:xfrm>
+                    <a:prstGeom prst="rect">
+                      <a:avLst/>
+                    </a:prstGeom>
+                  </pic:spPr>
+                </pic:pic>
+              </a:graphicData>
+            </a:graphic>
+          </wp:inline>
+        </w:drawing>
+      </w:r>
+    </w:p>
+    <w:p>
+      <w:r>
+        <w:rPr>
+          <w:b/>
+        </w:rPr>
+        <w:t xml:space="preserve">• Jadwal Umum: </w:t>
+      </w:r>
+      <w:r>
+        <w:t>Lihat jadwal/roster karyawan per periode.</w:t>
+      </w:r>
+    </w:p>
+    <w:p>
+      <w:r>
+        <w:rPr>
+          <w:b/>
+        </w:rPr>
+        <w:t xml:space="preserve">• Pola &amp; Jadwal Kerja: </w:t>
+      </w:r>
+      <w:r>
+        <w:t>Buat pola kerja (misal: 5 hari kerja, 2 libur) dan variasinya.</w:t>
+      </w:r>
+    </w:p>
+    <w:p>
+      <w:r>
+        <w:rPr>
+          <w:b/>
+        </w:rPr>
+        <w:t xml:space="preserve">• Shift: </w:t>
+      </w:r>
+      <w:r>
+        <w:t>Atur shift kerja (pagi, siang, malam) beserta jam masuk-pulangnya.</w:t>
+      </w:r>
+    </w:p>
+    <w:p>
+      <w:r>
+        <w:rPr>
+          <w:b/>
+        </w:rPr>
+        <w:t xml:space="preserve">• Buat Jadwal: </w:t>
+      </w:r>
+      <w:r>
+        <w:t xml:space="preserve">Generate jadwal </w:t>
+      </w:r>
+      <w:proofErr w:type="spellStart"/>
+      <w:r>
+        <w:t>otomatis</w:t>
+      </w:r>
+      <w:proofErr w:type="spellEnd"/>
+      <w:r>
+        <w:t xml:space="preserve"> </w:t>
+      </w:r>
+      <w:proofErr w:type="spellStart"/>
+      <w:r>
+        <w:t>untuk</w:t>
+      </w:r>
+      <w:proofErr w:type="spellEnd"/>
+      <w:r>
+        <w:t xml:space="preserve"> </w:t>
+      </w:r>
+      <w:proofErr w:type="spellStart"/>
+      <w:r>
+        <w:t>periode</w:t>
+      </w:r>
+      <w:proofErr w:type="spellEnd"/>
+      <w:r>
+        <w:t xml:space="preserve"> </w:t>
+      </w:r>
+      <w:proofErr w:type="spellStart"/>
+      <w:r>
+        <w:t>tertentu</w:t>
+      </w:r>
+      <w:proofErr w:type="spellEnd"/>
+      <w:r>
+        <w:t>.</w:t>
+      </w:r>
+    </w:p>
+    <w:p>
+      <w:r>
+        <w:br w:type="page"/>
+      </w:r>
+    </w:p>
+    <w:p>
+      <w:pPr>
+        <w:pStyle w:val="Heading2"/>
+      </w:pPr>
+      <w:r>
+        <w:lastRenderedPageBreak/>
+        <w:t xml:space="preserve">f. Pengelolaan Cuti — </w:t>
+      </w:r>
+      <w:proofErr w:type="spellStart"/>
+      <w:r>
+        <w:t>Cuti</w:t>
+      </w:r>
+      <w:proofErr w:type="spellEnd"/>
+      <w:r>
+        <w:t xml:space="preserve"> &amp; </w:t>
+      </w:r>
+      <w:proofErr w:type="spellStart"/>
+      <w:r>
+        <w:t>Izin</w:t>
+      </w:r>
+      <w:proofErr w:type="spellEnd"/>
+    </w:p>
+    <w:p>
+      <w:r>
+        <w:drawing>
+          <wp:inline distT="0" distB="0" distL="0" distR="0" wp14:anchorId="5ECB9010" wp14:editId="21E5A4CC">
+            <wp:extent cx="5486400" cy="2901950"/>
+            <wp:effectExtent l="0" t="0" r="0" b="0"/>
+            <wp:docPr id="8" name="Picture 8"/>
+            <wp:cNvGraphicFramePr>
+              <a:graphicFrameLocks xmlns:a="http://schemas.openxmlformats.org/drawingml/2006/main" noChangeAspect="1"/>
+            </wp:cNvGraphicFramePr>
+            <a:graphic xmlns:a="http://schemas.openxmlformats.org/drawingml/2006/main">
+              <a:graphicData uri="http://schemas.openxmlformats.org/drawingml/2006/picture">
+                <pic:pic xmlns:pic="http://schemas.openxmlformats.org/drawingml/2006/picture">
+                  <pic:nvPicPr>
+                    <pic:cNvPr id="1" name=""/>
+                    <pic:cNvPicPr/>
+                  </pic:nvPicPr>
+                  <pic:blipFill>
+                    <a:blip r:embed="rId12"/>
+                    <a:stretch>
+                      <a:fillRect/>
+                    </a:stretch>
+                  </pic:blipFill>
+                  <pic:spPr>
+                    <a:xfrm>
+                      <a:off x="0" y="0"/>
+                      <a:ext cx="5486400" cy="2901950"/>
+                    </a:xfrm>
+                    <a:prstGeom prst="rect">
+                      <a:avLst/>
+                    </a:prstGeom>
+                  </pic:spPr>
+                </pic:pic>
+              </a:graphicData>
+            </a:graphic>
+          </wp:inline>
+        </w:drawing>
+      </w:r>
+    </w:p>
+    <w:p>
+      <w:r>
+        <w:rPr>
+          <w:b/>
+        </w:rPr>
+        <w:t xml:space="preserve">• Generate Cuti Tahunan: </w:t>
+      </w:r>
+      <w:r>
+        <w:t>Otomatis buat jatah cuti tahunan untuk semua karyawan di awal tahun.</w:t>
+      </w:r>
+    </w:p>
+    <w:p>
+      <w:r>
+        <w:rPr>
+          <w:b/>
+        </w:rPr>
+        <w:t xml:space="preserve">• Pengajuan Cuti: </w:t>
+      </w:r>
+      <w:r>
+        <w:t>Ajukan cuti/izin. Bisa langsung approve + cetak form oleh HR.</w:t>
+      </w:r>
+    </w:p>
+    <w:p>
+      <w:r>
+        <w:rPr>
+          <w:b/>
+        </w:rPr>
+        <w:t xml:space="preserve">• Pembatalan Cuti: </w:t>
+      </w:r>
+      <w:r>
+        <w:t>Batalkan cuti yang sudah diajukan.</w:t>
+      </w:r>
+    </w:p>
+    <w:p>
+      <w:r>
+        <w:rPr>
+          <w:b/>
+        </w:rPr>
+        <w:t xml:space="preserve">• Saldo Cuti: </w:t>
+      </w:r>
+      <w:r>
+        <w:t>Lihat sisa jatah cuti setiap karyawan.</w:t>
+      </w:r>
+    </w:p>
+    <w:p>
+      <w:r>
+        <w:rPr>
+          <w:b/>
+        </w:rPr>
+        <w:t xml:space="preserve">• Rekap Cuti: </w:t>
+      </w:r>
+      <w:r>
+        <w:t xml:space="preserve">Laporan </w:t>
+      </w:r>
+      <w:proofErr w:type="spellStart"/>
+      <w:r>
+        <w:t>rekapitulasi</w:t>
+      </w:r>
+      <w:proofErr w:type="spellEnd"/>
+      <w:r>
+        <w:t xml:space="preserve"> </w:t>
+      </w:r>
+      <w:proofErr w:type="spellStart"/>
+      <w:r>
+        <w:t>cuti</w:t>
+      </w:r>
+      <w:proofErr w:type="spellEnd"/>
+      <w:r>
+        <w:t xml:space="preserve"> per </w:t>
+      </w:r>
+      <w:proofErr w:type="spellStart"/>
+      <w:r>
+        <w:t>periode</w:t>
+      </w:r>
+      <w:proofErr w:type="spellEnd"/>
+      <w:r>
+        <w:t>.</w:t>
+      </w:r>
+    </w:p>
+    <w:p>
+      <w:r>
+        <w:br w:type="page"/>
+      </w:r>
+    </w:p>
+    <w:p/>
+    <w:p>
+      <w:pPr>
+        <w:pStyle w:val="Heading2"/>
+      </w:pPr>
+      <w:r>
+        <w:t xml:space="preserve">g. Kehadiran — </w:t>
+      </w:r>
+      <w:proofErr w:type="spellStart"/>
+      <w:r>
+        <w:t>Absensi</w:t>
+      </w:r>
+      <w:proofErr w:type="spellEnd"/>
+      <w:r>
+        <w:t xml:space="preserve"> &amp; </w:t>
+      </w:r>
+      <w:proofErr w:type="spellStart"/>
+      <w:r>
+        <w:t>Lembur</w:t>
+      </w:r>
+      <w:proofErr w:type="spellEnd"/>
+    </w:p>
+    <w:p>
+      <w:r>
+        <w:rPr>
+          <w:b/>
+        </w:rPr>
+        <w:t xml:space="preserve">• Import Kehadiran: </w:t>
+      </w:r>
+      <w:r>
+        <w:t xml:space="preserve">Masukkan data absensi </w:t>
+      </w:r>
+      <w:proofErr w:type="spellStart"/>
+      <w:r>
+        <w:t>dari</w:t>
+      </w:r>
+      <w:proofErr w:type="spellEnd"/>
+      <w:r>
+        <w:t xml:space="preserve"> </w:t>
+      </w:r>
+      <w:proofErr w:type="spellStart"/>
+      <w:r>
+        <w:t>mesin</w:t>
+      </w:r>
+      <w:proofErr w:type="spellEnd"/>
+      <w:r>
+        <w:t xml:space="preserve"> fingerprint/file Excel.</w:t>
+      </w:r>
+    </w:p>
+    <w:p>
+      <w:r>
+        <w:drawing>
+          <wp:inline distT="0" distB="0" distL="0" distR="0" wp14:anchorId="7E5AC7A3" wp14:editId="191E052B">
+            <wp:extent cx="5486400" cy="2903220"/>
+            <wp:effectExtent l="0" t="0" r="0" b="0"/>
+            <wp:docPr id="9" name="Picture 9"/>
+            <wp:cNvGraphicFramePr>
+              <a:graphicFrameLocks xmlns:a="http://schemas.openxmlformats.org/drawingml/2006/main" noChangeAspect="1"/>
+            </wp:cNvGraphicFramePr>
+            <a:graphic xmlns:a="http://schemas.openxmlformats.org/drawingml/2006/main">
+              <a:graphicData uri="http://schemas.openxmlformats.org/drawingml/2006/picture">
+                <pic:pic xmlns:pic="http://schemas.openxmlformats.org/drawingml/2006/picture">
+                  <pic:nvPicPr>
+                    <pic:cNvPr id="1" name=""/>
+                    <pic:cNvPicPr/>
+                  </pic:nvPicPr>
+                  <pic:blipFill>
+                    <a:blip r:embed="rId13"/>
+                    <a:stretch>
+                      <a:fillRect/>
+                    </a:stretch>
+                  </pic:blipFill>
+                  <pic:spPr>
+                    <a:xfrm>
+                      <a:off x="0" y="0"/>
+                      <a:ext cx="5486400" cy="2903220"/>
+                    </a:xfrm>
+                    <a:prstGeom prst="rect">
+                      <a:avLst/>
+                    </a:prstGeom>
+                  </pic:spPr>
+                </pic:pic>
+              </a:graphicData>
+            </a:graphic>
+          </wp:inline>
+        </w:drawing>
+      </w:r>
+    </w:p>
+    <w:p>
+      <w:r>
+        <w:rPr>
+          <w:b/>
+        </w:rPr>
+        <w:t xml:space="preserve">• Manual Sync: </w:t>
+      </w:r>
+      <w:r>
+        <w:t xml:space="preserve">Sinkronisasi manual data </w:t>
+      </w:r>
+      <w:proofErr w:type="spellStart"/>
+      <w:r>
+        <w:t>kehadiran</w:t>
+      </w:r>
+      <w:proofErr w:type="spellEnd"/>
+      <w:r>
+        <w:t xml:space="preserve"> per </w:t>
+      </w:r>
+      <w:proofErr w:type="spellStart"/>
+      <w:r>
+        <w:t>karyawan</w:t>
+      </w:r>
+      <w:proofErr w:type="spellEnd"/>
+      <w:r>
+        <w:t>.</w:t>
+      </w:r>
+    </w:p>
+    <w:p>
+      <w:r>
+        <w:drawing>
+          <wp:inline distT="0" distB="0" distL="0" distR="0" wp14:anchorId="1E58612C" wp14:editId="2A4C05C2">
+            <wp:extent cx="5486400" cy="2914015"/>
+            <wp:effectExtent l="0" t="0" r="0" b="635"/>
+            <wp:docPr id="10" name="Picture 10"/>
+            <wp:cNvGraphicFramePr>
+              <a:graphicFrameLocks xmlns:a="http://schemas.openxmlformats.org/drawingml/2006/main" noChangeAspect="1"/>
+            </wp:cNvGraphicFramePr>
+            <a:graphic xmlns:a="http://schemas.openxmlformats.org/drawingml/2006/main">
+              <a:graphicData uri="http://schemas.openxmlformats.org/drawingml/2006/picture">
+                <pic:pic xmlns:pic="http://schemas.openxmlformats.org/drawingml/2006/picture">
+                  <pic:nvPicPr>
+                    <pic:cNvPr id="1" name=""/>
+                    <pic:cNvPicPr/>
+                  </pic:nvPicPr>
+                  <pic:blipFill>
+                    <a:blip r:embed="rId14"/>
+                    <a:stretch>
+                      <a:fillRect/>
+                    </a:stretch>
+                  </pic:blipFill>
+                  <pic:spPr>
+                    <a:xfrm>
+                      <a:off x="0" y="0"/>
+                      <a:ext cx="5486400" cy="2914015"/>
+                    </a:xfrm>
+                    <a:prstGeom prst="rect">
+                      <a:avLst/>
+                    </a:prstGeom>
+                  </pic:spPr>
+                </pic:pic>
+              </a:graphicData>
+            </a:graphic>
+          </wp:inline>
+        </w:drawing>
+      </w:r>
+    </w:p>
+    <w:p/>
+    <w:p/>
+    <w:p/>
+    <w:p>
+      <w:r>
+        <w:rPr>
+          <w:b/>
+        </w:rPr>
+        <w:lastRenderedPageBreak/>
+        <w:t xml:space="preserve">• Sync Kehadiran: </w:t>
+      </w:r>
+      <w:r>
+        <w:t xml:space="preserve">Sinkronisasi otomatis data </w:t>
+      </w:r>
+      <w:proofErr w:type="spellStart"/>
+      <w:r>
+        <w:t>absensi</w:t>
+      </w:r>
+      <w:proofErr w:type="spellEnd"/>
+      <w:r>
+        <w:t xml:space="preserve"> </w:t>
+      </w:r>
+      <w:proofErr w:type="spellStart"/>
+      <w:r>
+        <w:t>ke</w:t>
+      </w:r>
+      <w:proofErr w:type="spellEnd"/>
+      <w:r>
+        <w:t xml:space="preserve"> </w:t>
+      </w:r>
+      <w:proofErr w:type="spellStart"/>
+      <w:r>
+        <w:t>sistem</w:t>
+      </w:r>
+      <w:proofErr w:type="spellEnd"/>
+      <w:r>
+        <w:t>.</w:t>
+      </w:r>
+    </w:p>
+    <w:p>
+      <w:r>
+        <w:drawing>
+          <wp:inline distT="0" distB="0" distL="0" distR="0" wp14:anchorId="2C830534" wp14:editId="5C14BAF6">
+            <wp:extent cx="5486400" cy="2893060"/>
+            <wp:effectExtent l="0" t="0" r="0" b="2540"/>
+            <wp:docPr id="11" name="Picture 11"/>
+            <wp:cNvGraphicFramePr>
+              <a:graphicFrameLocks xmlns:a="http://schemas.openxmlformats.org/drawingml/2006/main" noChangeAspect="1"/>
+            </wp:cNvGraphicFramePr>
+            <a:graphic xmlns:a="http://schemas.openxmlformats.org/drawingml/2006/main">
+              <a:graphicData uri="http://schemas.openxmlformats.org/drawingml/2006/picture">
+                <pic:pic xmlns:pic="http://schemas.openxmlformats.org/drawingml/2006/picture">
+                  <pic:nvPicPr>
+                    <pic:cNvPr id="1" name=""/>
+                    <pic:cNvPicPr/>
+                  </pic:nvPicPr>
+                  <pic:blipFill>
+                    <a:blip r:embed="rId15"/>
+                    <a:stretch>
+                      <a:fillRect/>
+                    </a:stretch>
+                  </pic:blipFill>
+                  <pic:spPr>
+                    <a:xfrm>
+                      <a:off x="0" y="0"/>
+                      <a:ext cx="5486400" cy="2893060"/>
+                    </a:xfrm>
+                    <a:prstGeom prst="rect">
+                      <a:avLst/>
+                    </a:prstGeom>
+                  </pic:spPr>
+                </pic:pic>
+              </a:graphicData>
+            </a:graphic>
+          </wp:inline>
+        </w:drawing>
+      </w:r>
+    </w:p>
+    <w:p>
+      <w:r>
+        <w:rPr>
+          <w:b/>
+        </w:rPr>
+        <w:t xml:space="preserve">• Hitung Lembur: </w:t>
+      </w:r>
+      <w:r>
+        <w:t xml:space="preserve">Hitung jam lembur </w:t>
+      </w:r>
+      <w:proofErr w:type="spellStart"/>
+      <w:r>
+        <w:t>karyawan</w:t>
+      </w:r>
+      <w:proofErr w:type="spellEnd"/>
+      <w:r>
+        <w:t xml:space="preserve"> </w:t>
+      </w:r>
+      <w:proofErr w:type="spellStart"/>
+      <w:r>
+        <w:t>berdasarkan</w:t>
+      </w:r>
+      <w:proofErr w:type="spellEnd"/>
+      <w:r>
+        <w:t xml:space="preserve"> data </w:t>
+      </w:r>
+      <w:proofErr w:type="spellStart"/>
+      <w:r>
+        <w:t>absensi</w:t>
+      </w:r>
+      <w:proofErr w:type="spellEnd"/>
+      <w:r>
+        <w:t>.</w:t>
+      </w:r>
+    </w:p>
+    <w:p>
+      <w:r>
+        <w:drawing>
+          <wp:inline distT="0" distB="0" distL="0" distR="0" wp14:anchorId="5DDEB55F" wp14:editId="77DFF76F">
+            <wp:extent cx="5486400" cy="2906395"/>
+            <wp:effectExtent l="0" t="0" r="0" b="8255"/>
+            <wp:docPr id="12" name="Picture 12"/>
+            <wp:cNvGraphicFramePr>
+              <a:graphicFrameLocks xmlns:a="http://schemas.openxmlformats.org/drawingml/2006/main" noChangeAspect="1"/>
+            </wp:cNvGraphicFramePr>
+            <a:graphic xmlns:a="http://schemas.openxmlformats.org/drawingml/2006/main">
+              <a:graphicData uri="http://schemas.openxmlformats.org/drawingml/2006/picture">
+                <pic:pic xmlns:pic="http://schemas.openxmlformats.org/drawingml/2006/picture">
+                  <pic:nvPicPr>
+                    <pic:cNvPr id="1" name=""/>
+                    <pic:cNvPicPr/>
+                  </pic:nvPicPr>
+                  <pic:blipFill>
+                    <a:blip r:embed="rId16"/>
+                    <a:stretch>
+                      <a:fillRect/>
+                    </a:stretch>
+                  </pic:blipFill>
+                  <pic:spPr>
+                    <a:xfrm>
+                      <a:off x="0" y="0"/>
+                      <a:ext cx="5486400" cy="2906395"/>
+                    </a:xfrm>
+                    <a:prstGeom prst="rect">
+                      <a:avLst/>
+                    </a:prstGeom>
+                  </pic:spPr>
+                </pic:pic>
+              </a:graphicData>
+            </a:graphic>
+          </wp:inline>
+        </w:drawing>
+      </w:r>
+    </w:p>
+    <w:p>
+      <w:pPr>
+        <w:rPr>
+          <w:b/>
+        </w:rPr>
+      </w:pPr>
+    </w:p>
+    <w:p>
+      <w:pPr>
+        <w:rPr>
+          <w:b/>
+        </w:rPr>
+      </w:pPr>
+      <w:r>
+        <w:rPr>
+          <w:b/>
+        </w:rPr>
+        <w:br w:type="page"/>
+      </w:r>
+    </w:p>
+    <w:p>
+      <w:r>
+        <w:rPr>
+          <w:b/>
+        </w:rPr>
+        <w:lastRenderedPageBreak/>
+        <w:t xml:space="preserve">• Resume </w:t>
+      </w:r>
+      <w:proofErr w:type="spellStart"/>
+      <w:r>
+        <w:rPr>
+          <w:b/>
+        </w:rPr>
+        <w:t>Kehadiran</w:t>
+      </w:r>
+      <w:proofErr w:type="spellEnd"/>
+      <w:r>
+        <w:rPr>
+          <w:b/>
+        </w:rPr>
+        <w:t xml:space="preserve">: </w:t>
+      </w:r>
+      <w:proofErr w:type="spellStart"/>
+      <w:r>
+        <w:t>Ringkasan</w:t>
+      </w:r>
+      <w:proofErr w:type="spellEnd"/>
+      <w:r>
+        <w:t>/</w:t>
+      </w:r>
+      <w:proofErr w:type="spellStart"/>
+      <w:r>
+        <w:t>laporan</w:t>
+      </w:r>
+      <w:proofErr w:type="spellEnd"/>
+      <w:r>
+        <w:t xml:space="preserve"> kehadiran (</w:t>
+      </w:r>
+      <w:proofErr w:type="spellStart"/>
+      <w:r>
+        <w:t>hadir</w:t>
+      </w:r>
+      <w:proofErr w:type="spellEnd"/>
+      <w:r>
+        <w:t xml:space="preserve">, </w:t>
+      </w:r>
+      <w:proofErr w:type="spellStart"/>
+      <w:r>
+        <w:t>terlambat</w:t>
+      </w:r>
+      <w:proofErr w:type="spellEnd"/>
+      <w:r>
+        <w:t xml:space="preserve">, </w:t>
+      </w:r>
+      <w:proofErr w:type="spellStart"/>
+      <w:r>
+        <w:t>lembur</w:t>
+      </w:r>
+      <w:proofErr w:type="spellEnd"/>
+      <w:r>
+        <w:t xml:space="preserve">, </w:t>
+      </w:r>
+      <w:proofErr w:type="spellStart"/>
+      <w:r>
+        <w:t>dll</w:t>
+      </w:r>
+      <w:proofErr w:type="spellEnd"/>
+      <w:r>
+        <w:t>).</w:t>
+      </w:r>
+    </w:p>
+    <w:p>
+      <w:r>
+        <w:drawing>
+          <wp:inline distT="0" distB="0" distL="0" distR="0" wp14:anchorId="3663EDEF" wp14:editId="41AE1696">
+            <wp:extent cx="5486400" cy="2915920"/>
+            <wp:effectExtent l="0" t="0" r="0" b="0"/>
+            <wp:docPr id="13" name="Picture 13"/>
+            <wp:cNvGraphicFramePr>
+              <a:graphicFrameLocks xmlns:a="http://schemas.openxmlformats.org/drawingml/2006/main" noChangeAspect="1"/>
+            </wp:cNvGraphicFramePr>
+            <a:graphic xmlns:a="http://schemas.openxmlformats.org/drawingml/2006/main">
+              <a:graphicData uri="http://schemas.openxmlformats.org/drawingml/2006/picture">
+                <pic:pic xmlns:pic="http://schemas.openxmlformats.org/drawingml/2006/picture">
+                  <pic:nvPicPr>
+                    <pic:cNvPr id="1" name=""/>
+                    <pic:cNvPicPr/>
+                  </pic:nvPicPr>
+                  <pic:blipFill>
+                    <a:blip r:embed="rId17"/>
+                    <a:stretch>
+                      <a:fillRect/>
+                    </a:stretch>
+                  </pic:blipFill>
+                  <pic:spPr>
+                    <a:xfrm>
+                      <a:off x="0" y="0"/>
+                      <a:ext cx="5486400" cy="2915920"/>
+                    </a:xfrm>
+                    <a:prstGeom prst="rect">
+                      <a:avLst/>
+                    </a:prstGeom>
+                  </pic:spPr>
+                </pic:pic>
+              </a:graphicData>
+            </a:graphic>
+          </wp:inline>
+        </w:drawing>
+      </w:r>
+    </w:p>
+    <w:p>
+      <w:r>
+        <w:rPr>
+          <w:b/>
+        </w:rPr>
+        <w:t xml:space="preserve">• Consecutive Day: </w:t>
+      </w:r>
+      <w:r>
+        <w:t xml:space="preserve">Deteksi karyawan yang masuk </w:t>
+      </w:r>
+      <w:proofErr w:type="spellStart"/>
+      <w:r>
+        <w:t>kerja</w:t>
+      </w:r>
+      <w:proofErr w:type="spellEnd"/>
+      <w:r>
+        <w:t xml:space="preserve"> </w:t>
+      </w:r>
+      <w:proofErr w:type="spellStart"/>
+      <w:r>
+        <w:t>berturut-turut</w:t>
+      </w:r>
+      <w:proofErr w:type="spellEnd"/>
+      <w:r>
+        <w:t xml:space="preserve"> </w:t>
+      </w:r>
+      <w:proofErr w:type="spellStart"/>
+      <w:r>
+        <w:t>tanpa</w:t>
+      </w:r>
+      <w:proofErr w:type="spellEnd"/>
+      <w:r>
+        <w:t xml:space="preserve"> </w:t>
+      </w:r>
+      <w:proofErr w:type="spellStart"/>
+      <w:r>
+        <w:t>libur</w:t>
+      </w:r>
+      <w:proofErr w:type="spellEnd"/>
+      <w:r>
+        <w:t>.</w:t>
+      </w:r>
+    </w:p>
+    <w:p>
+      <w:r>
+        <w:drawing>
+          <wp:inline distT="0" distB="0" distL="0" distR="0" wp14:anchorId="267E1218" wp14:editId="7B3BD6FF">
+            <wp:extent cx="5486400" cy="2911475"/>
+            <wp:effectExtent l="0" t="0" r="0" b="3175"/>
+            <wp:docPr id="14" name="Picture 14"/>
+            <wp:cNvGraphicFramePr>
+              <a:graphicFrameLocks xmlns:a="http://schemas.openxmlformats.org/drawingml/2006/main" noChangeAspect="1"/>
+            </wp:cNvGraphicFramePr>
+            <a:graphic xmlns:a="http://schemas.openxmlformats.org/drawingml/2006/main">
+              <a:graphicData uri="http://schemas.openxmlformats.org/drawingml/2006/picture">
+                <pic:pic xmlns:pic="http://schemas.openxmlformats.org/drawingml/2006/picture">
+                  <pic:nvPicPr>
+                    <pic:cNvPr id="1" name=""/>
+                    <pic:cNvPicPr/>
+                  </pic:nvPicPr>
+                  <pic:blipFill>
+                    <a:blip r:embed="rId18"/>
+                    <a:stretch>
+                      <a:fillRect/>
+                    </a:stretch>
+                  </pic:blipFill>
+                  <pic:spPr>
+                    <a:xfrm>
+                      <a:off x="0" y="0"/>
+                      <a:ext cx="5486400" cy="2911475"/>
+                    </a:xfrm>
+                    <a:prstGeom prst="rect">
+                      <a:avLst/>
+                    </a:prstGeom>
+                  </pic:spPr>
+                </pic:pic>
+              </a:graphicData>
+            </a:graphic>
+          </wp:inline>
+        </w:drawing>
+      </w:r>
+    </w:p>
+    <w:p>
+      <w:r>
+        <w:br w:type="page"/>
+      </w:r>
+    </w:p>
+    <w:p/>
+    <w:p>
+      <w:pPr>
+        <w:pStyle w:val="Heading2"/>
+      </w:pPr>
+      <w:r>
+        <w:t>h. Payroll — Penggajian</w:t>
+      </w:r>
+    </w:p>
+    <w:p>
+      <w:r>
+        <w:rPr>
+          <w:b/>
+        </w:rPr>
+        <w:t xml:space="preserve">• Gaji Karyawan: </w:t>
+      </w:r>
+      <w:r>
+        <w:t xml:space="preserve">Hitung dan lihat gaji bersih per karyawan </w:t>
+      </w:r>
+      <w:proofErr w:type="spellStart"/>
+      <w:r>
+        <w:t>setelah</w:t>
+      </w:r>
+      <w:proofErr w:type="spellEnd"/>
+      <w:r>
+        <w:t xml:space="preserve"> </w:t>
+      </w:r>
+      <w:proofErr w:type="spellStart"/>
+      <w:r>
+        <w:t>lembur</w:t>
+      </w:r>
+      <w:proofErr w:type="spellEnd"/>
+      <w:r>
+        <w:t xml:space="preserve"> + </w:t>
+      </w:r>
+      <w:proofErr w:type="spellStart"/>
+      <w:r>
+        <w:t>potongan</w:t>
+      </w:r>
+      <w:proofErr w:type="spellEnd"/>
+      <w:r>
+        <w:t>.</w:t>
+      </w:r>
+    </w:p>
+    <w:p>
+      <w:r>
+        <w:drawing>
+          <wp:inline distT="0" distB="0" distL="0" distR="0" wp14:anchorId="19A667F6" wp14:editId="3BDA5438">
+            <wp:extent cx="5486400" cy="2906395"/>
+            <wp:effectExtent l="0" t="0" r="0" b="8255"/>
+            <wp:docPr id="15" name="Picture 15"/>
+            <wp:cNvGraphicFramePr>
+              <a:graphicFrameLocks xmlns:a="http://schemas.openxmlformats.org/drawingml/2006/main" noChangeAspect="1"/>
+            </wp:cNvGraphicFramePr>
+            <a:graphic xmlns:a="http://schemas.openxmlformats.org/drawingml/2006/main">
+              <a:graphicData uri="http://schemas.openxmlformats.org/drawingml/2006/picture">
+                <pic:pic xmlns:pic="http://schemas.openxmlformats.org/drawingml/2006/picture">
+                  <pic:nvPicPr>
+                    <pic:cNvPr id="1" name=""/>
+                    <pic:cNvPicPr/>
+                  </pic:nvPicPr>
+                  <pic:blipFill>
+                    <a:blip r:embed="rId19"/>
+                    <a:stretch>
+                      <a:fillRect/>
+                    </a:stretch>
+                  </pic:blipFill>
+                  <pic:spPr>
+                    <a:xfrm>
+                      <a:off x="0" y="0"/>
+                      <a:ext cx="5486400" cy="2906395"/>
+                    </a:xfrm>
+                    <a:prstGeom prst="rect">
+                      <a:avLst/>
+                    </a:prstGeom>
+                  </pic:spPr>
+                </pic:pic>
+              </a:graphicData>
+            </a:graphic>
+          </wp:inline>
+        </w:drawing>
+      </w:r>
+    </w:p>
+    <w:p>
+      <w:bookmarkStart w:id="0" w:name="_GoBack"/>
+      <w:bookmarkEnd w:id="0"/>
+    </w:p>
+    <w:p>
+      <w:r>
+        <w:rPr>
+          <w:b/>
+        </w:rPr>
+        <w:t xml:space="preserve">• Slip Gaji: </w:t>
+      </w:r>
+      <w:r>
+        <w:t xml:space="preserve">Cetak slip </w:t>
+      </w:r>
+      <w:proofErr w:type="spellStart"/>
+      <w:r>
+        <w:t>gaji</w:t>
+      </w:r>
+      <w:proofErr w:type="spellEnd"/>
+      <w:r>
+        <w:t xml:space="preserve"> individual </w:t>
+      </w:r>
+      <w:proofErr w:type="spellStart"/>
+      <w:r>
+        <w:t>atau</w:t>
+      </w:r>
+      <w:proofErr w:type="spellEnd"/>
+      <w:r>
+        <w:t xml:space="preserve"> </w:t>
+      </w:r>
+      <w:proofErr w:type="spellStart"/>
+      <w:r>
+        <w:t>massal</w:t>
+      </w:r>
+      <w:proofErr w:type="spellEnd"/>
+      <w:r>
+        <w:t>.</w:t>
+      </w:r>
+    </w:p>
+    <w:p>
+      <w:r>
+        <w:drawing>
+          <wp:inline distT="0" distB="0" distL="0" distR="0" wp14:anchorId="3189AE06" wp14:editId="085E4EE2">
+            <wp:extent cx="5486400" cy="2894330"/>
+            <wp:effectExtent l="0" t="0" r="0" b="1270"/>
+            <wp:docPr id="16" name="Picture 16"/>
+            <wp:cNvGraphicFramePr>
+              <a:graphicFrameLocks xmlns:a="http://schemas.openxmlformats.org/drawingml/2006/main" noChangeAspect="1"/>
+            </wp:cNvGraphicFramePr>
+            <a:graphic xmlns:a="http://schemas.openxmlformats.org/drawingml/2006/main">
+              <a:graphicData uri="http://schemas.openxmlformats.org/drawingml/2006/picture">
+                <pic:pic xmlns:pic="http://schemas.openxmlformats.org/drawingml/2006/picture">
+                  <pic:nvPicPr>
+                    <pic:cNvPr id="1" name=""/>
+                    <pic:cNvPicPr/>
+                  </pic:nvPicPr>
+                  <pic:blipFill>
+                    <a:blip r:embed="rId20"/>
+                    <a:stretch>
+                      <a:fillRect/>
+                    </a:stretch>
+                  </pic:blipFill>
+                  <pic:spPr>
+                    <a:xfrm>
+                      <a:off x="0" y="0"/>
+                      <a:ext cx="5486400" cy="2894330"/>
+                    </a:xfrm>
+                    <a:prstGeom prst="rect">
+                      <a:avLst/>
+                    </a:prstGeom>
+                  </pic:spPr>
+                </pic:pic>
+              </a:graphicData>
+            </a:graphic>
+          </wp:inline>
+        </w:drawing>
+      </w:r>
+    </w:p>
+    <w:p/>
+    <w:p>
+      <w:pPr>
+        <w:rPr>
+          <w:b/>
+        </w:rPr>
+      </w:pPr>
+      <w:r>
+        <w:rPr>
+          <w:b/>
+        </w:rPr>
+        <w:br w:type="page"/>
+      </w:r>
+    </w:p>
+    <w:p>
+      <w:r>
+        <w:rPr>
+          <w:b/>
+        </w:rPr>
+        <w:lastRenderedPageBreak/>
+        <w:t xml:space="preserve">• </w:t>
+      </w:r>
+      <w:proofErr w:type="spellStart"/>
+      <w:r>
+        <w:rPr>
+          <w:b/>
+        </w:rPr>
+        <w:t>Perhitungan</w:t>
+      </w:r>
+      <w:proofErr w:type="spellEnd"/>
+      <w:r>
+        <w:rPr>
+          <w:b/>
+        </w:rPr>
+        <w:t xml:space="preserve"> THR: </w:t>
+      </w:r>
+      <w:proofErr w:type="spellStart"/>
+      <w:r>
+        <w:t>Hitung</w:t>
+      </w:r>
+      <w:proofErr w:type="spellEnd"/>
+      <w:r>
+        <w:t xml:space="preserve"> Tunjangan Hari Raya </w:t>
+      </w:r>
+      <w:proofErr w:type="spellStart"/>
+      <w:r>
+        <w:t>untuk</w:t>
+      </w:r>
+      <w:proofErr w:type="spellEnd"/>
+      <w:r>
+        <w:t xml:space="preserve"> </w:t>
+      </w:r>
+      <w:proofErr w:type="spellStart"/>
+      <w:r>
+        <w:t>semua</w:t>
+      </w:r>
+      <w:proofErr w:type="spellEnd"/>
+      <w:r>
+        <w:t xml:space="preserve"> </w:t>
+      </w:r>
+      <w:proofErr w:type="spellStart"/>
+      <w:r>
+        <w:t>karyawan</w:t>
+      </w:r>
+      <w:proofErr w:type="spellEnd"/>
+      <w:r>
+        <w:t>.</w:t>
+      </w:r>
+    </w:p>
+    <w:p>
+      <w:r>
+        <w:drawing>
+          <wp:inline distT="0" distB="0" distL="0" distR="0" wp14:anchorId="09AA3973" wp14:editId="7B9B78D9">
+            <wp:extent cx="5486400" cy="2905760"/>
+            <wp:effectExtent l="0" t="0" r="0" b="8890"/>
+            <wp:docPr id="17" name="Picture 17"/>
+            <wp:cNvGraphicFramePr>
+              <a:graphicFrameLocks xmlns:a="http://schemas.openxmlformats.org/drawingml/2006/main" noChangeAspect="1"/>
+            </wp:cNvGraphicFramePr>
+            <a:graphic xmlns:a="http://schemas.openxmlformats.org/drawingml/2006/main">
+              <a:graphicData uri="http://schemas.openxmlformats.org/drawingml/2006/picture">
+                <pic:pic xmlns:pic="http://schemas.openxmlformats.org/drawingml/2006/picture">
+                  <pic:nvPicPr>
+                    <pic:cNvPr id="1" name=""/>
+                    <pic:cNvPicPr/>
+                  </pic:nvPicPr>
+                  <pic:blipFill>
+                    <a:blip r:embed="rId21"/>
+                    <a:stretch>
+                      <a:fillRect/>
+                    </a:stretch>
+                  </pic:blipFill>
+                  <pic:spPr>
+                    <a:xfrm>
+                      <a:off x="0" y="0"/>
+                      <a:ext cx="5486400" cy="2905760"/>
+                    </a:xfrm>
+                    <a:prstGeom prst="rect">
+                      <a:avLst/>
+                    </a:prstGeom>
+                  </pic:spPr>
+                </pic:pic>
+              </a:graphicData>
+            </a:graphic>
+          </wp:inline>
+        </w:drawing>
+      </w:r>
+    </w:p>
+    <w:p/>
+    <w:p>
+      <w:pPr>
+        <w:pStyle w:val="Heading2"/>
+      </w:pPr>
+      <w:r>
+        <w:t>i. BPJS &amp; PPh 21 — Pajak &amp; Jaminan Sosial</w:t>
+      </w:r>
+    </w:p>
+    <w:p>
+      <w:r>
+        <w:rPr>
+          <w:b/>
+        </w:rPr>
+        <w:t xml:space="preserve">• Keanggotaan BPJS: </w:t>
+      </w:r>
+      <w:r>
+        <w:t>Daftar karyawan yang terdaftar BPJS Kesehatan &amp; Ketenagakerjaan.</w:t>
+      </w:r>
+    </w:p>
+    <w:p>
+      <w:r>
+        <w:rPr>
+          <w:b/>
+        </w:rPr>
+        <w:t xml:space="preserve">• Iuran BPJS: </w:t>
+      </w:r>
+      <w:r>
+        <w:t>Hitung iuran BPJS per karyawan per bulan.</w:t>
+      </w:r>
+    </w:p>
+    <w:p>
+      <w:r>
+        <w:rPr>
+          <w:b/>
+        </w:rPr>
+        <w:t xml:space="preserve">• Konfigurasi BPJS: </w:t>
+      </w:r>
+      <w:r>
+        <w:t>Atur tarif/parameter BPJS.</w:t>
+      </w:r>
+    </w:p>
+    <w:p>
+      <w:r>
+        <w:rPr>
+          <w:b/>
+        </w:rPr>
+        <w:t xml:space="preserve">• Pajak Karyawan (PPh 21): </w:t>
+      </w:r>
+      <w:r>
+        <w:t>Kelola data pajak penghasilan karyawan.</w:t>
+      </w:r>
+    </w:p>
+    <w:p>
+      <w:r>
+        <w:rPr>
+          <w:b/>
+        </w:rPr>
+        <w:t xml:space="preserve">• TER Bulanan: </w:t>
+      </w:r>
+      <w:r>
+        <w:t>Hitung Tarif Efektif Rata-rata (TER) PPh 21 per bulan.</w:t>
+      </w:r>
+    </w:p>
+    <w:p>
+      <w:r>
+        <w:rPr>
+          <w:b/>
+        </w:rPr>
+        <w:t xml:space="preserve">• PPh 21 Tahunan: </w:t>
+      </w:r>
+      <w:r>
+        <w:t>Hitung dan laporkan PPh 21 tahunan (form 1721-A1).</w:t>
+      </w:r>
+    </w:p>
+    <w:p>
+      <w:pPr>
+        <w:pStyle w:val="Heading2"/>
+      </w:pPr>
+      <w:r>
+        <w:t>j. Laporan — Cetak Rekap</w:t>
+      </w:r>
+    </w:p>
+    <w:p>
+      <w:r>
+        <w:t>Berbagai laporan siap cetak untuk keperluan manajemen dan audit:</w:t>
+      </w:r>
+    </w:p>
+    <w:p>
+      <w:pPr>
+        <w:pStyle w:val="ListBullet"/>
+      </w:pPr>
+      <w:r>
+        <w:t>Lembur &amp; Uang Makan</w:t>
+      </w:r>
+    </w:p>
+    <w:p>
+      <w:pPr>
+        <w:pStyle w:val="ListBullet"/>
+      </w:pPr>
+      <w:r>
+        <w:t>Laporan Kehadiran</w:t>
+      </w:r>
+    </w:p>
+    <w:p>
+      <w:pPr>
+        <w:pStyle w:val="ListBullet"/>
+      </w:pPr>
+      <w:r>
+        <w:t>Laporan Payroll (Gaji)</w:t>
+      </w:r>
+    </w:p>
+    <w:p>
+      <w:pPr>
+        <w:pStyle w:val="ListBullet"/>
+      </w:pPr>
+      <w:r>
+        <w:t>Laporan Pajak (PPh 21)</w:t>
+      </w:r>
+    </w:p>
+    <w:p>
+      <w:pPr>
+        <w:pStyle w:val="ListBullet"/>
+      </w:pPr>
+      <w:r>
+        <w:t>Laporan BPJS</w:t>
+      </w:r>
+    </w:p>
+    <w:p>
+      <w:pPr>
+        <w:pStyle w:val="ListBullet"/>
+      </w:pPr>
+      <w:r>
+        <w:t>Rekab Uang Makan</w:t>
+      </w:r>
+    </w:p>
+    <w:p>
+      <w:pPr>
+        <w:pStyle w:val="ListBullet"/>
+      </w:pPr>
+      <w:r>
+        <w:t>Rekap Gaji</w:t>
+      </w:r>
+    </w:p>
+    <w:p>
+      <w:pPr>
+        <w:pStyle w:val="ListBullet"/>
+      </w:pPr>
+      <w:r>
+        <w:t>Rekap Kerja</w:t>
+      </w:r>
+    </w:p>
+    <w:p>
+      <w:pPr>
+        <w:pStyle w:val="ListBullet"/>
+      </w:pPr>
+      <w:r>
+        <w:lastRenderedPageBreak/>
+        <w:t>Rekap PPH &amp; Kompensasi</w:t>
+      </w:r>
+    </w:p>
+    <w:p>
+      <w:pPr>
+        <w:pStyle w:val="Heading2"/>
+      </w:pPr>
+      <w:r>
+        <w:t>k. Settings — Pengaturan Sistem</w:t>
+      </w:r>
+    </w:p>
+    <w:p>
+      <w:r>
+        <w:t>Pengaturan umum aplikasi. Hanya bisa diakses oleh Superadmin atau HR Manager. Berisi konfigurasi sistem, konstanta, dan parameter global.</w:t>
+      </w:r>
+    </w:p>
+    <w:p>
+      <w:r>
+        <w:br w:type="page"/>
+      </w:r>
+    </w:p>
+    <w:p>
+      <w:pPr>
+        <w:pStyle w:val="Heading1"/>
+      </w:pPr>
+      <w:r>
+        <w:lastRenderedPageBreak/>
+        <w:t>5. Operasi Dasar (Tambah, Edit, Hapus Data)</w:t>
+      </w:r>
+    </w:p>
+    <w:p>
+      <w:r>
+        <w:t>Hampir semua halaman di Uranop punya pola yang sama. Begini cara umum mengoperasikannya:</w:t>
+      </w:r>
+    </w:p>
+    <w:p>
+      <w:pPr>
+        <w:pStyle w:val="Heading2"/>
+      </w:pPr>
+      <w:r>
+        <w:t>Melihat Data</w:t>
+      </w:r>
+    </w:p>
+    <w:p>
+      <w:r>
+        <w:t>Data ditampilkan dalam bentuk tabel. Anda bisa:</w:t>
+      </w:r>
+    </w:p>
+    <w:p>
+      <w:pPr>
+        <w:pStyle w:val="ListBullet"/>
+      </w:pPr>
+      <w:r>
+        <w:t>Gulir (scroll) ke bawah untuk melihat lebih banyak data.</w:t>
+      </w:r>
+    </w:p>
+    <w:p>
+      <w:pPr>
+        <w:pStyle w:val="ListBullet"/>
+      </w:pPr>
+      <w:r>
+        <w:t>Ketik di kolom pencarian (search box) untuk mencari data tertentu.</w:t>
+      </w:r>
+    </w:p>
+    <w:p>
+      <w:pPr>
+        <w:pStyle w:val="ListBullet"/>
+      </w:pPr>
+      <w:r>
+        <w:t>Klik judul kolom untuk mengurutkan data (A-Z, Z-A, terbaru/terlama).</w:t>
+      </w:r>
+    </w:p>
+    <w:p>
+      <w:pPr>
+        <w:pStyle w:val="ListBullet"/>
+      </w:pPr>
+      <w:r>
+        <w:t>Klik nomor halaman di bagian bawah tabel untuk pindah halaman.</w:t>
+      </w:r>
+    </w:p>
+    <w:p>
+      <w:pPr>
+        <w:pStyle w:val="Heading2"/>
+      </w:pPr>
+      <w:proofErr w:type="spellStart"/>
+      <w:r>
+        <w:t>Menambah</w:t>
+      </w:r>
+      <w:proofErr w:type="spellEnd"/>
+      <w:r>
+        <w:t xml:space="preserve"> Data </w:t>
+      </w:r>
+      <w:proofErr w:type="spellStart"/>
+      <w:r>
+        <w:t>Baru</w:t>
+      </w:r>
+      <w:proofErr w:type="spellEnd"/>
+      <w:r>
+        <w:t xml:space="preserve"> </w:t>
+      </w:r>
+    </w:p>
+    <w:p>
+      <w:r>
+        <w:t>1. Klik tombol "+ Tambah" atau "Create" (biasanya di pojok kanan atas).</w:t>
+      </w:r>
+    </w:p>
+    <w:p>
+      <w:r>
+        <w:t>2. Isi form yang muncul. Kolom bertanda * (bintang) wajib diisi.</w:t>
+      </w:r>
+    </w:p>
+    <w:p>
+      <w:r>
+        <w:t>3. Klik tombol "Simpan" atau "Save" di bagian bawah form.</w:t>
+      </w:r>
+    </w:p>
+    <w:p>
+      <w:r>
+        <w:t>4. Jika berhasil, data baru akan muncul di tabel.</w:t>
+      </w:r>
+    </w:p>
+    <w:p>
+      <w:pPr>
+        <w:pStyle w:val="Heading2"/>
+      </w:pPr>
+      <w:r>
+        <w:t>Mengedit Data</w:t>
+      </w:r>
+    </w:p>
+    <w:p>
+      <w:r>
+        <w:t>1. Cari data yang ingin diubah di tabel.</w:t>
+      </w:r>
+    </w:p>
+    <w:p>
+      <w:r>
+        <w:t>2. Klik tombol "Edit" (biasanya ikon pensil) di baris data tersebut.</w:t>
+      </w:r>
+    </w:p>
+    <w:p>
+      <w:r>
+        <w:t>3. Form edit akan muncul. Ubah data yang diperlukan.</w:t>
+      </w:r>
+    </w:p>
+    <w:p>
+      <w:r>
+        <w:t>4. Klik "Simpan" untuk menyimpan perubahan.</w:t>
+      </w:r>
+    </w:p>
+    <w:p>
+      <w:pPr>
+        <w:pStyle w:val="Heading2"/>
+      </w:pPr>
+      <w:r>
+        <w:t>Menghapus Data</w:t>
+      </w:r>
+    </w:p>
+    <w:p>
+      <w:r>
+        <w:t>1. Cari data yang ingin dihapus di tabel.</w:t>
+      </w:r>
+    </w:p>
+    <w:p>
+      <w:r>
+        <w:t>2. Klik tombol "Hapus" (biasanya ikon tong sampah).</w:t>
+      </w:r>
+    </w:p>
+    <w:p>
+      <w:r>
+        <w:t>3. Akan muncul konfirmasi: "Yakin ingin menghapus?"</w:t>
+      </w:r>
+    </w:p>
+    <w:p>
+      <w:r>
+        <w:t>4. Klik "Ya" atau "OK" untuk menghapus. Data tidak bisa dikembalikan!</w:t>
       </w:r>
     </w:p>
     <w:p/>
@@ -421,1133 +2618,68 @@
           <w:b/>
           <w:color w:val="B43200"/>
         </w:rPr>
-        <w:t>⚠</w:t>
-      </w:r>
-      <w:r>
-        <w:rPr>
-          <w:b/>
-          <w:color w:val="B43200"/>
-        </w:rPr>
-        <w:t>️</w:t>
-      </w:r>
-      <w:r>
-        <w:rPr>
-          <w:b/>
-          <w:color w:val="B43200"/>
-        </w:rPr>
-        <w:t xml:space="preserve"> Catata</w:t>
-      </w:r>
-      <w:r>
-        <w:rPr>
-          <w:b/>
-          <w:color w:val="B43200"/>
-        </w:rPr>
-        <w:t xml:space="preserve">n Penting: </w:t>
-      </w:r>
-      <w:r>
-        <w:t>Jangan bagikan password Anda ke orang lain. Setiap user punya hak akses berbeda-beda sesuai jabatannya.</w:t>
-      </w:r>
-    </w:p>
-    <w:p/>
+        <w:t xml:space="preserve">⚠️ Hati-hati! </w:t>
+      </w:r>
+      <w:r>
+        <w:t>Data yang sudah dihapus TIDAK BISA dikembalikan. Pastikan Anda menghapus data yang benar.</w:t>
+      </w:r>
+    </w:p>
+    <w:p>
+      <w:pPr>
+        <w:pStyle w:val="Heading2"/>
+      </w:pPr>
+      <w:r>
+        <w:t>Import Data dari Excel</w:t>
+      </w:r>
+    </w:p>
+    <w:p>
+      <w:r>
+        <w:t>Beberapa menu menyediakan fitur Import untuk memasukkan data banyak sekaligus:</w:t>
+      </w:r>
+    </w:p>
+    <w:p>
+      <w:r>
+        <w:lastRenderedPageBreak/>
+        <w:t>1. Buka halaman Import (misal: Import Karyawan, Import Kehadiran).</w:t>
+      </w:r>
+    </w:p>
+    <w:p>
+      <w:r>
+        <w:t>2. Klik tombol "Download Template" untuk mendapatkan file Excel contoh.</w:t>
+      </w:r>
+    </w:p>
+    <w:p>
+      <w:r>
+        <w:t>3. Isi data di file Excel sesuai template. JANGAN ubah judul kolom!</w:t>
+      </w:r>
+    </w:p>
+    <w:p>
+      <w:r>
+        <w:t>4. Simpan file Excel, lalu klik "Pilih File" atau drag &amp; drop ke area upload.</w:t>
+      </w:r>
+    </w:p>
+    <w:p>
+      <w:r>
+        <w:t>5. Sistem akan memvalidasi data. Jika ada error, perbaiki dan upload ulang.</w:t>
+      </w:r>
+    </w:p>
+    <w:p>
+      <w:r>
+        <w:t>6. Klik "Proses Import" untuk menyimpan data ke sistem.</w:t>
+      </w:r>
+    </w:p>
+    <w:p>
+      <w:r>
+        <w:br w:type="page"/>
+      </w:r>
+    </w:p>
     <w:p>
       <w:pPr>
         <w:pStyle w:val="Heading1"/>
       </w:pPr>
       <w:r>
-        <w:t>3. Mengenal Tampilan Utama</w:t>
-      </w:r>
-    </w:p>
-    <w:p>
-      <w:r>
-        <w:t>Setelah login, Anda akan melihat 3 bagian utama di layar:</w:t>
-      </w:r>
-    </w:p>
-    <w:p>
-      <w:r>
-        <w:rPr>
-          <w:b/>
-        </w:rPr>
-        <w:t xml:space="preserve">Sidebar (sebelah kiri): </w:t>
-      </w:r>
-      <w:r>
-        <w:t xml:space="preserve">Daftar menu berbentuk ikon dan </w:t>
-      </w:r>
-      <w:r>
-        <w:t>tulisan. Klik menu untuk membuka halaman yang diinginkan. Menu dengan panah kecil (▶) bisa diklik untuk membuka sub-menu.</w:t>
-      </w:r>
-    </w:p>
-    <w:p>
-      <w:r>
-        <w:rPr>
-          <w:b/>
-        </w:rPr>
-        <w:t xml:space="preserve">Topbar (bagian atas): </w:t>
-      </w:r>
-      <w:r>
-        <w:t>Menampilkan judul halaman yang sedang dibuka, tombol notifikasi (lonceng), dan foto profil Anda. Klik foto profi</w:t>
-      </w:r>
-      <w:r>
-        <w:t>l untuk logout.</w:t>
-      </w:r>
-    </w:p>
-    <w:p>
-      <w:r>
-        <w:rPr>
-          <w:b/>
-        </w:rPr>
-        <w:t xml:space="preserve">Area Konten (tengah): </w:t>
-      </w:r>
-      <w:r>
-        <w:t xml:space="preserve">Bagian utama tempat data ditampilkan. Di sinilah Anda </w:t>
-      </w:r>
-      <w:proofErr w:type="spellStart"/>
-      <w:r>
-        <w:t>melihat</w:t>
-      </w:r>
-      <w:proofErr w:type="spellEnd"/>
-      <w:r>
-        <w:t xml:space="preserve"> </w:t>
-      </w:r>
-      <w:proofErr w:type="spellStart"/>
-      <w:r>
-        <w:t>tabel</w:t>
-      </w:r>
-      <w:proofErr w:type="spellEnd"/>
-      <w:r>
-        <w:t xml:space="preserve">, form, </w:t>
-      </w:r>
-      <w:proofErr w:type="spellStart"/>
-      <w:r>
-        <w:t>atau</w:t>
-      </w:r>
-      <w:proofErr w:type="spellEnd"/>
-      <w:r>
-        <w:t xml:space="preserve"> </w:t>
-      </w:r>
-      <w:proofErr w:type="spellStart"/>
-      <w:r>
-        <w:t>laporan</w:t>
-      </w:r>
-      <w:proofErr w:type="spellEnd"/>
-      <w:r>
-        <w:t>.</w:t>
-      </w:r>
-    </w:p>
-    <w:p>
-      <w:r>
-        <w:br w:type="page"/>
-      </w:r>
-    </w:p>
-    <w:p>
-      <w:pPr>
-        <w:pStyle w:val="Heading1"/>
-      </w:pPr>
-      <w:r>
         <w:lastRenderedPageBreak/>
-        <w:t>4. Menu-Menu Penting &amp; Fungsinya</w:t>
-      </w:r>
-    </w:p>
-    <w:p>
-      <w:r>
-        <w:t>Berikut penjelasan setiap menu yang ada di sidebar (sebelah kiri). Menu yang Anda liha</w:t>
-      </w:r>
-      <w:r>
-        <w:t>t mungkin berbeda tergantung hak akses (role) Anda.</w:t>
-      </w:r>
-    </w:p>
-    <w:p>
-      <w:pPr>
-        <w:pStyle w:val="Heading2"/>
-      </w:pPr>
-      <w:r>
-        <w:t>a. Dashboard — Halaman Depan</w:t>
-      </w:r>
-    </w:p>
-    <w:p>
-      <w:r>
-        <w:t xml:space="preserve">Halaman pertama yang muncul setelah login. Menampilkan ringkasan data: jumlah karyawan, statistik kehadiran, grafik ringkasan. Seperti "beranda" yang memberi gambaran </w:t>
-      </w:r>
-      <w:r>
-        <w:t>sekilas kondisi perusahaan.</w:t>
-      </w:r>
-    </w:p>
-    <w:p>
-      <w:pPr>
-        <w:pStyle w:val="Heading2"/>
-      </w:pPr>
-      <w:r>
-        <w:t>b. Data Master — Data Pokok Perusahaan</w:t>
-      </w:r>
-    </w:p>
-    <w:p>
-      <w:r>
-        <w:rPr>
-          <w:b/>
-        </w:rPr>
-        <w:t xml:space="preserve">• Bagian: </w:t>
-      </w:r>
-      <w:r>
-        <w:t>Daftar bagian/departemen di perusahaan (contoh: HRD, Produksi, Keuangan).</w:t>
-      </w:r>
-    </w:p>
-    <w:p>
-      <w:r>
-        <w:rPr>
-          <w:b/>
-        </w:rPr>
-        <w:t xml:space="preserve">• Pekerjaan: </w:t>
-      </w:r>
-      <w:r>
-        <w:t>Daftar jabatan/posisi (contoh: Staff HRD, Supervisor Produksi, Manager).</w:t>
-      </w:r>
-    </w:p>
-    <w:p>
-      <w:r>
-        <w:rPr>
-          <w:b/>
-        </w:rPr>
-        <w:t xml:space="preserve">• Kalender: </w:t>
-      </w:r>
-      <w:r>
-        <w:t>Kalende</w:t>
-      </w:r>
-      <w:r>
-        <w:t>r hari kerja dan hari libur. Digunakan untuk perhitungan gaji dan cuti.</w:t>
-      </w:r>
-    </w:p>
-    <w:p>
-      <w:r>
-        <w:rPr>
-          <w:b/>
-        </w:rPr>
-        <w:t xml:space="preserve">• Gaji &amp; LTHR: </w:t>
-      </w:r>
-      <w:r>
-        <w:t>Pengaturan komponen gaji (gaji pokok, tunjangan, dll) dan LTHR (Lembur, Tunjangan Hari Raya).</w:t>
-      </w:r>
-    </w:p>
-    <w:p>
-      <w:r>
-        <w:rPr>
-          <w:b/>
-        </w:rPr>
-        <w:t xml:space="preserve">• Penggajian: </w:t>
-      </w:r>
-      <w:r>
-        <w:t>Membuat periode penggajian (misal: Gaji Januari 2026).</w:t>
-      </w:r>
-    </w:p>
-    <w:p>
-      <w:r>
-        <w:rPr>
-          <w:b/>
-        </w:rPr>
-        <w:t>• Peng</w:t>
-      </w:r>
-      <w:r>
-        <w:rPr>
-          <w:b/>
-        </w:rPr>
-        <w:t xml:space="preserve">aturan Cuti: </w:t>
-      </w:r>
-      <w:r>
-        <w:t>Mengatur jenis-jenis cuti, kuota cuti tahunan, dan aturan cuti.</w:t>
-      </w:r>
-    </w:p>
-    <w:p>
-      <w:pPr>
-        <w:pStyle w:val="Heading2"/>
-      </w:pPr>
-      <w:r>
-        <w:t>c. Data Karyawan — Biodata &amp; Administrasi Pegawai</w:t>
-      </w:r>
-    </w:p>
-    <w:p>
-      <w:r>
-        <w:rPr>
-          <w:b/>
-        </w:rPr>
-        <w:t xml:space="preserve">• Karyawan: </w:t>
-      </w:r>
-      <w:r>
-        <w:t>Daftar semua karyawan. Bisa tambah, edit, hapus, lihat detail per karyawan.</w:t>
-      </w:r>
-    </w:p>
-    <w:p>
-      <w:r>
-        <w:rPr>
-          <w:b/>
-        </w:rPr>
-        <w:t xml:space="preserve">• Import Karyawan: </w:t>
-      </w:r>
-      <w:r>
-        <w:t>Masukkan data karyawan</w:t>
-      </w:r>
-      <w:r>
-        <w:t xml:space="preserve"> sekaligus banyak dari file Excel.</w:t>
-      </w:r>
-    </w:p>
-    <w:p>
-      <w:r>
-        <w:rPr>
-          <w:b/>
-        </w:rPr>
-        <w:t xml:space="preserve">• Grouping Karyawan: </w:t>
-      </w:r>
-      <w:r>
-        <w:t>Kelompokkan karyawan berdasarkan kriteria tertentu (drag &amp; drop).</w:t>
-      </w:r>
-    </w:p>
-    <w:p>
-      <w:r>
-        <w:rPr>
-          <w:b/>
-        </w:rPr>
-        <w:t xml:space="preserve">• Urutan Karyawan: </w:t>
-      </w:r>
-      <w:r>
-        <w:t>Atur urutan tampilan karyawan di daftar.</w:t>
-      </w:r>
-    </w:p>
-    <w:p>
-      <w:r>
-        <w:rPr>
-          <w:b/>
-        </w:rPr>
-        <w:t xml:space="preserve">• Gaji Karyawan: </w:t>
-      </w:r>
-      <w:r>
-        <w:t xml:space="preserve">Atur gaji per karyawan (gaji pokok, tunjangan, </w:t>
-      </w:r>
-      <w:r>
-        <w:t>premi).</w:t>
-      </w:r>
-    </w:p>
-    <w:p>
-      <w:r>
-        <w:rPr>
-          <w:b/>
-        </w:rPr>
-        <w:t xml:space="preserve">• Kontrak Kerja: </w:t>
-      </w:r>
-      <w:r>
-        <w:t>Catat kontrak kerja karyawan (PKWT, PKWTT, masa berlaku).</w:t>
-      </w:r>
-    </w:p>
-    <w:p>
-      <w:r>
-        <w:rPr>
-          <w:b/>
-        </w:rPr>
-        <w:t xml:space="preserve">• Kompensasi: </w:t>
-      </w:r>
-      <w:r>
-        <w:t>Kelola kompensasi/bonus kontrak karyawan.</w:t>
-      </w:r>
-    </w:p>
-    <w:p>
-      <w:r>
-        <w:rPr>
-          <w:b/>
-        </w:rPr>
-        <w:t xml:space="preserve">• Riwayat Pekerjaan: </w:t>
-      </w:r>
-      <w:r>
-        <w:t>Riwayat jabatan/posisi karyawan dari waktu ke waktu.</w:t>
-      </w:r>
-    </w:p>
-    <w:p>
-      <w:r>
-        <w:rPr>
-          <w:b/>
-        </w:rPr>
-        <w:t xml:space="preserve">• Keluarga &amp; Tanggungan: </w:t>
-      </w:r>
-      <w:r>
-        <w:t>Data keluarga kary</w:t>
-      </w:r>
-      <w:r>
-        <w:t>awan (pasangan, anak, tanggungan).</w:t>
-      </w:r>
-    </w:p>
-    <w:p>
-      <w:r>
-        <w:rPr>
-          <w:b/>
-        </w:rPr>
-        <w:t xml:space="preserve">• Dokumen: </w:t>
-      </w:r>
-      <w:r>
-        <w:t>Simpan dokumen penting karyawan (KTP, ijazah, KK, dll).</w:t>
-      </w:r>
-    </w:p>
-    <w:p>
-      <w:r>
-        <w:rPr>
-          <w:b/>
-        </w:rPr>
-        <w:t xml:space="preserve">• Resign &amp; PHK: </w:t>
-      </w:r>
-      <w:r>
-        <w:t>Catat karyawan yang resign atau di-PHK.</w:t>
-      </w:r>
-    </w:p>
-    <w:p>
-      <w:pPr>
-        <w:pStyle w:val="Heading2"/>
-      </w:pPr>
-      <w:r>
-        <w:lastRenderedPageBreak/>
-        <w:t>d. Jadwal Kerja — Atur Shift &amp; Pola Kerja</w:t>
-      </w:r>
-    </w:p>
-    <w:p>
-      <w:r>
-        <w:rPr>
-          <w:b/>
-        </w:rPr>
-        <w:t xml:space="preserve">• Jadwal Umum: </w:t>
-      </w:r>
-      <w:r>
-        <w:t>Lihat jadwal/roster karyawan per periode.</w:t>
-      </w:r>
-    </w:p>
-    <w:p>
-      <w:r>
-        <w:rPr>
-          <w:b/>
-        </w:rPr>
-        <w:t xml:space="preserve">• Pola &amp; Jadwal Kerja: </w:t>
-      </w:r>
-      <w:r>
-        <w:t>Buat pola kerja (misal: 5 hari kerja, 2 libur) dan variasinya.</w:t>
-      </w:r>
-    </w:p>
-    <w:p>
-      <w:r>
-        <w:rPr>
-          <w:b/>
-        </w:rPr>
-        <w:t xml:space="preserve">• Shift: </w:t>
-      </w:r>
-      <w:r>
-        <w:t>Atur shift kerja (pagi, siang, malam) beserta jam masuk-pulangnya.</w:t>
-      </w:r>
-    </w:p>
-    <w:p>
-      <w:r>
-        <w:rPr>
-          <w:b/>
-        </w:rPr>
-        <w:t xml:space="preserve">• Buat Jadwal: </w:t>
-      </w:r>
-      <w:r>
-        <w:t>Generate jadwal otomatis untuk periode tertentu.</w:t>
-      </w:r>
-      <w:bookmarkStart w:id="0" w:name="_GoBack"/>
-      <w:bookmarkEnd w:id="0"/>
-    </w:p>
-    <w:p>
-      <w:pPr>
-        <w:pStyle w:val="Heading2"/>
-      </w:pPr>
-      <w:r>
-        <w:t>e. Pengelolaan Kasbon — Pinja</w:t>
-      </w:r>
-      <w:r>
-        <w:t>man Karyawan</w:t>
-      </w:r>
-    </w:p>
-    <w:p>
-      <w:r>
-        <w:rPr>
-          <w:b/>
-        </w:rPr>
-        <w:t xml:space="preserve">• Pengajuan Kasbon: </w:t>
-      </w:r>
-      <w:r>
-        <w:t>Karyawan mengajukan pinjaman (nominal, alasan, tenor).</w:t>
-      </w:r>
-    </w:p>
-    <w:p>
-      <w:r>
-        <w:rPr>
-          <w:b/>
-        </w:rPr>
-        <w:t xml:space="preserve">• Persetujuan Kasbon: </w:t>
-      </w:r>
-      <w:r>
-        <w:t>HR/Manager menyetujui atau menolak pengajuan pinjaman.</w:t>
-      </w:r>
-    </w:p>
-    <w:p>
-      <w:r>
-        <w:rPr>
-          <w:b/>
-        </w:rPr>
-        <w:t xml:space="preserve">• Pelunasan Kasbon: </w:t>
-      </w:r>
-      <w:r>
-        <w:t>Catat pembayaran cicilan oleh karyawan.</w:t>
-      </w:r>
-    </w:p>
-    <w:p>
-      <w:r>
-        <w:rPr>
-          <w:b/>
-        </w:rPr>
-        <w:t xml:space="preserve">• Riwayat Kasbon: </w:t>
-      </w:r>
-      <w:r>
-        <w:t>Lihat histori</w:t>
-      </w:r>
-      <w:r>
-        <w:t xml:space="preserve"> semua pinjaman yang pernah diajukan.</w:t>
-      </w:r>
-    </w:p>
-    <w:p>
-      <w:pPr>
-        <w:pStyle w:val="Heading2"/>
-      </w:pPr>
-      <w:r>
-        <w:t>f. Pengelolaan Cuti — Cuti &amp; Izin</w:t>
-      </w:r>
-    </w:p>
-    <w:p>
-      <w:r>
-        <w:rPr>
-          <w:b/>
-        </w:rPr>
-        <w:t xml:space="preserve">• Generate Cuti Tahunan: </w:t>
-      </w:r>
-      <w:r>
-        <w:t>Otomatis buat jatah cuti tahunan untuk semua karyawan di awal tahun.</w:t>
-      </w:r>
-    </w:p>
-    <w:p>
-      <w:r>
-        <w:rPr>
-          <w:b/>
-        </w:rPr>
-        <w:t xml:space="preserve">• Pengajuan Cuti: </w:t>
-      </w:r>
-      <w:r>
-        <w:t>Ajukan cuti/izin. Bisa langsung approve + cetak form oleh HR.</w:t>
-      </w:r>
-    </w:p>
-    <w:p>
-      <w:r>
-        <w:rPr>
-          <w:b/>
-        </w:rPr>
-        <w:t>• Pembatal</w:t>
-      </w:r>
-      <w:r>
-        <w:rPr>
-          <w:b/>
-        </w:rPr>
-        <w:t xml:space="preserve">an Cuti: </w:t>
-      </w:r>
-      <w:r>
-        <w:t>Batalkan cuti yang sudah diajukan.</w:t>
-      </w:r>
-    </w:p>
-    <w:p>
-      <w:r>
-        <w:rPr>
-          <w:b/>
-        </w:rPr>
-        <w:t xml:space="preserve">• Saldo Cuti: </w:t>
-      </w:r>
-      <w:r>
-        <w:t>Lihat sisa jatah cuti setiap karyawan.</w:t>
-      </w:r>
-    </w:p>
-    <w:p>
-      <w:r>
-        <w:rPr>
-          <w:b/>
-        </w:rPr>
-        <w:t xml:space="preserve">• Rekap Cuti: </w:t>
-      </w:r>
-      <w:r>
-        <w:t>Laporan rekapitulasi cuti per periode.</w:t>
-      </w:r>
-    </w:p>
-    <w:p>
-      <w:pPr>
-        <w:pStyle w:val="Heading2"/>
-      </w:pPr>
-      <w:r>
-        <w:t>g. Kehadiran — Absensi &amp; Lembur</w:t>
-      </w:r>
-    </w:p>
-    <w:p>
-      <w:r>
-        <w:rPr>
-          <w:b/>
-        </w:rPr>
-        <w:t xml:space="preserve">• Import Kehadiran: </w:t>
-      </w:r>
-      <w:r>
-        <w:t xml:space="preserve">Masukkan data absensi dari mesin </w:t>
-      </w:r>
-      <w:r>
-        <w:t>fingerprint/file Excel.</w:t>
-      </w:r>
-    </w:p>
-    <w:p>
-      <w:r>
-        <w:rPr>
-          <w:b/>
-        </w:rPr>
-        <w:t xml:space="preserve">• Manual Sync: </w:t>
-      </w:r>
-      <w:r>
-        <w:t>Sinkronisasi manual data kehadiran per karyawan.</w:t>
-      </w:r>
-    </w:p>
-    <w:p>
-      <w:r>
-        <w:rPr>
-          <w:b/>
-        </w:rPr>
-        <w:t xml:space="preserve">• Sync Kehadiran: </w:t>
-      </w:r>
-      <w:r>
-        <w:t>Sinkronisasi otomatis data absensi ke sistem.</w:t>
-      </w:r>
-    </w:p>
-    <w:p>
-      <w:r>
-        <w:rPr>
-          <w:b/>
-        </w:rPr>
-        <w:t xml:space="preserve">• Hitung Lembur: </w:t>
-      </w:r>
-      <w:r>
-        <w:t>Hitung jam lembur karyawan berdasarkan data absensi.</w:t>
-      </w:r>
-    </w:p>
-    <w:p>
-      <w:r>
-        <w:rPr>
-          <w:b/>
-        </w:rPr>
-        <w:t xml:space="preserve">• Resume Kehadiran: </w:t>
-      </w:r>
-      <w:r>
-        <w:t>Ringkasan/laporan kehadiran (hadir, terlambat, lembur, dll).</w:t>
-      </w:r>
-    </w:p>
-    <w:p>
-      <w:r>
-        <w:rPr>
-          <w:b/>
-        </w:rPr>
-        <w:t xml:space="preserve">• Consecutive Day: </w:t>
-      </w:r>
-      <w:r>
-        <w:t>Deteksi karyawan yang masuk kerja berturut-turut tanpa libur.</w:t>
-      </w:r>
-    </w:p>
-    <w:p>
-      <w:pPr>
-        <w:pStyle w:val="Heading2"/>
-      </w:pPr>
-      <w:r>
-        <w:t>h. Payroll — Penggajian</w:t>
-      </w:r>
-    </w:p>
-    <w:p>
-      <w:r>
-        <w:rPr>
-          <w:b/>
-        </w:rPr>
-        <w:t xml:space="preserve">• Gaji Karyawan: </w:t>
-      </w:r>
-      <w:r>
-        <w:t>Hitung dan lihat gaji bersih per karyawan setelah lem</w:t>
-      </w:r>
-      <w:r>
-        <w:t>bur + potongan.</w:t>
-      </w:r>
-    </w:p>
-    <w:p>
-      <w:r>
-        <w:rPr>
-          <w:b/>
-        </w:rPr>
-        <w:t xml:space="preserve">• Slip Gaji: </w:t>
-      </w:r>
-      <w:r>
-        <w:t>Cetak slip gaji individual atau massal.</w:t>
-      </w:r>
-    </w:p>
-    <w:p>
-      <w:r>
-        <w:rPr>
-          <w:b/>
-        </w:rPr>
-        <w:lastRenderedPageBreak/>
-        <w:t xml:space="preserve">• Perhitungan THR: </w:t>
-      </w:r>
-      <w:r>
-        <w:t>Hitung Tunjangan Hari Raya untuk semua karyawan.</w:t>
-      </w:r>
-    </w:p>
-    <w:p>
-      <w:pPr>
-        <w:pStyle w:val="Heading2"/>
-      </w:pPr>
-      <w:r>
-        <w:t>i. BPJS &amp; PPh 21 — Pajak &amp; Jaminan Sosial</w:t>
-      </w:r>
-    </w:p>
-    <w:p>
-      <w:r>
-        <w:rPr>
-          <w:b/>
-        </w:rPr>
-        <w:t xml:space="preserve">• Keanggotaan BPJS: </w:t>
-      </w:r>
-      <w:r>
-        <w:t>Daftar karyawan yang terdaftar BPJS Kesehatan &amp; Ketenagak</w:t>
-      </w:r>
-      <w:r>
-        <w:t>erjaan.</w:t>
-      </w:r>
-    </w:p>
-    <w:p>
-      <w:r>
-        <w:rPr>
-          <w:b/>
-        </w:rPr>
-        <w:t xml:space="preserve">• Iuran BPJS: </w:t>
-      </w:r>
-      <w:r>
-        <w:t>Hitung iuran BPJS per karyawan per bulan.</w:t>
-      </w:r>
-    </w:p>
-    <w:p>
-      <w:r>
-        <w:rPr>
-          <w:b/>
-        </w:rPr>
-        <w:t xml:space="preserve">• Konfigurasi BPJS: </w:t>
-      </w:r>
-      <w:r>
-        <w:t>Atur tarif/parameter BPJS.</w:t>
-      </w:r>
-    </w:p>
-    <w:p>
-      <w:r>
-        <w:rPr>
-          <w:b/>
-        </w:rPr>
-        <w:t xml:space="preserve">• Pajak Karyawan (PPh 21): </w:t>
-      </w:r>
-      <w:r>
-        <w:t>Kelola data pajak penghasilan karyawan.</w:t>
-      </w:r>
-    </w:p>
-    <w:p>
-      <w:r>
-        <w:rPr>
-          <w:b/>
-        </w:rPr>
-        <w:t xml:space="preserve">• TER Bulanan: </w:t>
-      </w:r>
-      <w:r>
-        <w:t>Hitung Tarif Efektif Rata-rata (TER) PPh 21 per bulan.</w:t>
-      </w:r>
-    </w:p>
-    <w:p>
-      <w:r>
-        <w:rPr>
-          <w:b/>
-        </w:rPr>
-        <w:t>• PPh 21</w:t>
-      </w:r>
-      <w:r>
-        <w:rPr>
-          <w:b/>
-        </w:rPr>
-        <w:t xml:space="preserve"> Tahunan: </w:t>
-      </w:r>
-      <w:r>
-        <w:t>Hitung dan laporkan PPh 21 tahunan (form 1721-A1).</w:t>
-      </w:r>
-    </w:p>
-    <w:p>
-      <w:pPr>
-        <w:pStyle w:val="Heading2"/>
-      </w:pPr>
-      <w:r>
-        <w:t>j. Laporan — Cetak Rekap</w:t>
-      </w:r>
-    </w:p>
-    <w:p>
-      <w:r>
-        <w:t>Berbagai laporan siap cetak untuk keperluan manajemen dan audit:</w:t>
-      </w:r>
-    </w:p>
-    <w:p>
-      <w:pPr>
-        <w:pStyle w:val="ListBullet"/>
-      </w:pPr>
-      <w:r>
-        <w:t>Lembur &amp; Uang Makan</w:t>
-      </w:r>
-    </w:p>
-    <w:p>
-      <w:pPr>
-        <w:pStyle w:val="ListBullet"/>
-      </w:pPr>
-      <w:r>
-        <w:t>Laporan Kehadiran</w:t>
-      </w:r>
-    </w:p>
-    <w:p>
-      <w:pPr>
-        <w:pStyle w:val="ListBullet"/>
-      </w:pPr>
-      <w:r>
-        <w:t>Laporan Payroll (Gaji)</w:t>
-      </w:r>
-    </w:p>
-    <w:p>
-      <w:pPr>
-        <w:pStyle w:val="ListBullet"/>
-      </w:pPr>
-      <w:r>
-        <w:t>Laporan Pajak (PPh 21)</w:t>
-      </w:r>
-    </w:p>
-    <w:p>
-      <w:pPr>
-        <w:pStyle w:val="ListBullet"/>
-      </w:pPr>
-      <w:r>
-        <w:t>Laporan BPJS</w:t>
-      </w:r>
-    </w:p>
-    <w:p>
-      <w:pPr>
-        <w:pStyle w:val="ListBullet"/>
-      </w:pPr>
-      <w:r>
-        <w:t>Rekab Ua</w:t>
-      </w:r>
-      <w:r>
-        <w:t>ng Makan</w:t>
-      </w:r>
-    </w:p>
-    <w:p>
-      <w:pPr>
-        <w:pStyle w:val="ListBullet"/>
-      </w:pPr>
-      <w:r>
-        <w:t>Rekap Gaji</w:t>
-      </w:r>
-    </w:p>
-    <w:p>
-      <w:pPr>
-        <w:pStyle w:val="ListBullet"/>
-      </w:pPr>
-      <w:r>
-        <w:t>Rekap Kerja</w:t>
-      </w:r>
-    </w:p>
-    <w:p>
-      <w:pPr>
-        <w:pStyle w:val="ListBullet"/>
-      </w:pPr>
-      <w:r>
-        <w:t>Rekap PPH &amp; Kompensasi</w:t>
-      </w:r>
-    </w:p>
-    <w:p>
-      <w:pPr>
-        <w:pStyle w:val="Heading2"/>
-      </w:pPr>
-      <w:r>
-        <w:t>k. Settings — Pengaturan Sistem</w:t>
-      </w:r>
-    </w:p>
-    <w:p>
-      <w:r>
-        <w:t>Pengaturan umum aplikasi. Hanya bisa diakses oleh Superadmin atau HR Manager. Berisi konfigurasi sistem, konstanta, dan parameter global.</w:t>
-      </w:r>
-    </w:p>
-    <w:p>
-      <w:r>
-        <w:br w:type="page"/>
-      </w:r>
-    </w:p>
-    <w:p>
-      <w:pPr>
-        <w:pStyle w:val="Heading1"/>
-      </w:pPr>
-      <w:r>
-        <w:lastRenderedPageBreak/>
-        <w:t xml:space="preserve">5. Operasi Dasar </w:t>
-      </w:r>
-      <w:r>
-        <w:t>(Tambah, Edit, Hapus Data)</w:t>
-      </w:r>
-    </w:p>
-    <w:p>
-      <w:r>
-        <w:t>Hampir semua halaman di Uranop punya pola yang sama. Begini cara umum mengoperasikannya:</w:t>
-      </w:r>
-    </w:p>
-    <w:p>
-      <w:pPr>
-        <w:pStyle w:val="Heading2"/>
-      </w:pPr>
-      <w:r>
-        <w:t>Melihat Data</w:t>
-      </w:r>
-    </w:p>
-    <w:p>
-      <w:r>
-        <w:t>Data ditampilkan dalam bentuk tabel. Anda bisa:</w:t>
-      </w:r>
-    </w:p>
-    <w:p>
-      <w:pPr>
-        <w:pStyle w:val="ListBullet"/>
-      </w:pPr>
-      <w:r>
-        <w:t>Gulir (scroll) ke bawah untuk melihat lebih banyak data.</w:t>
-      </w:r>
-    </w:p>
-    <w:p>
-      <w:pPr>
-        <w:pStyle w:val="ListBullet"/>
-      </w:pPr>
-      <w:r>
-        <w:t>Ketik di kolom pencari</w:t>
-      </w:r>
-      <w:r>
-        <w:t>an (search box) untuk mencari data tertentu.</w:t>
-      </w:r>
-    </w:p>
-    <w:p>
-      <w:pPr>
-        <w:pStyle w:val="ListBullet"/>
-      </w:pPr>
-      <w:r>
-        <w:t>Klik judul kolom untuk mengurutkan data (A-Z, Z-A, terbaru/terlama).</w:t>
-      </w:r>
-    </w:p>
-    <w:p>
-      <w:pPr>
-        <w:pStyle w:val="ListBullet"/>
-      </w:pPr>
-      <w:r>
-        <w:t>Klik nomor halaman di bagian bawah tabel untuk pindah halaman.</w:t>
-      </w:r>
-    </w:p>
-    <w:p>
-      <w:pPr>
-        <w:pStyle w:val="Heading2"/>
-      </w:pPr>
-      <w:proofErr w:type="spellStart"/>
-      <w:r>
-        <w:t>Menambah</w:t>
-      </w:r>
-      <w:proofErr w:type="spellEnd"/>
-      <w:r>
-        <w:t xml:space="preserve"> Data </w:t>
-      </w:r>
-      <w:proofErr w:type="spellStart"/>
-      <w:r>
-        <w:t>Baru</w:t>
-      </w:r>
-      <w:proofErr w:type="spellEnd"/>
-      <w:r>
-        <w:t xml:space="preserve"> </w:t>
-      </w:r>
-    </w:p>
-    <w:p>
-      <w:r>
-        <w:t xml:space="preserve">1. Klik tombol "+ Tambah" atau "Create" (biasanya di </w:t>
-      </w:r>
-      <w:r>
-        <w:t>pojok kanan atas).</w:t>
-      </w:r>
-    </w:p>
-    <w:p>
-      <w:r>
-        <w:t>2. Isi form yang muncul. Kolom bertanda * (bintang) wajib diisi.</w:t>
-      </w:r>
-    </w:p>
-    <w:p>
-      <w:r>
-        <w:t>3. Klik tombol "Simpan" atau "Save" di bagian bawah form.</w:t>
-      </w:r>
-    </w:p>
-    <w:p>
-      <w:r>
-        <w:t>4. Jika berhasil, data baru akan muncul di tabel.</w:t>
-      </w:r>
-    </w:p>
-    <w:p>
-      <w:pPr>
-        <w:pStyle w:val="Heading2"/>
-      </w:pPr>
-      <w:r>
-        <w:t>Mengedit Data</w:t>
-      </w:r>
-    </w:p>
-    <w:p>
-      <w:r>
-        <w:t>1. Cari data yang ingin diubah di tabel.</w:t>
-      </w:r>
-    </w:p>
-    <w:p>
-      <w:r>
-        <w:t>2. Klik t</w:t>
-      </w:r>
-      <w:r>
-        <w:t>ombol "Edit" (biasanya ikon pensil) di baris data tersebut.</w:t>
-      </w:r>
-    </w:p>
-    <w:p>
-      <w:r>
-        <w:t>3. Form edit akan muncul. Ubah data yang diperlukan.</w:t>
-      </w:r>
-    </w:p>
-    <w:p>
-      <w:r>
-        <w:t>4. Klik "Simpan" untuk menyimpan perubahan.</w:t>
-      </w:r>
-    </w:p>
-    <w:p>
-      <w:pPr>
-        <w:pStyle w:val="Heading2"/>
-      </w:pPr>
-      <w:r>
-        <w:t>Menghapus Data</w:t>
-      </w:r>
-    </w:p>
-    <w:p>
-      <w:r>
-        <w:t>1. Cari data yang ingin dihapus di tabel.</w:t>
-      </w:r>
-    </w:p>
-    <w:p>
-      <w:r>
-        <w:t>2. Klik tombol "Hapus" (biasanya ikon tong</w:t>
-      </w:r>
-      <w:r>
-        <w:t xml:space="preserve"> sampah).</w:t>
-      </w:r>
-    </w:p>
-    <w:p>
-      <w:r>
-        <w:t>3. Akan muncul konfirmasi: "Yakin ingin menghapus?"</w:t>
-      </w:r>
-    </w:p>
-    <w:p>
-      <w:r>
-        <w:t>4. Klik "Ya" atau "OK" untuk menghapus. Data tidak bisa dikembalikan!</w:t>
-      </w:r>
-    </w:p>
-    <w:p/>
-    <w:p>
-      <w:r>
-        <w:rPr>
-          <w:b/>
-          <w:color w:val="B43200"/>
-        </w:rPr>
-        <w:t>⚠</w:t>
-      </w:r>
-      <w:r>
-        <w:rPr>
-          <w:b/>
-          <w:color w:val="B43200"/>
-        </w:rPr>
-        <w:t>️</w:t>
-      </w:r>
-      <w:r>
-        <w:rPr>
-          <w:b/>
-          <w:color w:val="B43200"/>
-        </w:rPr>
-        <w:t xml:space="preserve"> Hati-hati! </w:t>
-      </w:r>
-      <w:r>
-        <w:t>Data yang sudah dihapus TIDAK BISA dikembalikan. Pastikan Anda menghapus data yang benar.</w:t>
-      </w:r>
-    </w:p>
-    <w:p>
-      <w:pPr>
-        <w:pStyle w:val="Heading2"/>
-      </w:pPr>
-      <w:r>
-        <w:t>Import Data dari Ex</w:t>
-      </w:r>
-      <w:r>
-        <w:t>cel</w:t>
-      </w:r>
-    </w:p>
-    <w:p>
-      <w:r>
-        <w:t>Beberapa menu menyediakan fitur Import untuk memasukkan data banyak sekaligus:</w:t>
-      </w:r>
-    </w:p>
-    <w:p>
-      <w:r>
-        <w:lastRenderedPageBreak/>
-        <w:t>1. Buka halaman Import (misal: Import Karyawan, Import Kehadiran).</w:t>
-      </w:r>
-    </w:p>
-    <w:p>
-      <w:r>
-        <w:t>2. Klik tombol "Download Template" untuk mendapatkan file Excel contoh.</w:t>
-      </w:r>
-    </w:p>
-    <w:p>
-      <w:r>
-        <w:t xml:space="preserve">3. Isi data di file Excel </w:t>
-      </w:r>
-      <w:r>
-        <w:t>sesuai template. JANGAN ubah judul kolom!</w:t>
-      </w:r>
-    </w:p>
-    <w:p>
-      <w:r>
-        <w:t>4. Simpan file Excel, lalu klik "Pilih File" atau drag &amp; drop ke area upload.</w:t>
-      </w:r>
-    </w:p>
-    <w:p>
-      <w:r>
-        <w:t>5. Sistem akan memvalidasi data. Jika ada error, perbaiki dan upload ulang.</w:t>
-      </w:r>
-    </w:p>
-    <w:p>
-      <w:r>
-        <w:t>6. Klik "Proses Import" untuk menyimpan data ke sistem.</w:t>
-      </w:r>
-    </w:p>
-    <w:p>
-      <w:r>
-        <w:br w:type="page"/>
-      </w:r>
-    </w:p>
-    <w:p>
-      <w:pPr>
-        <w:pStyle w:val="Heading1"/>
-      </w:pPr>
-      <w:r>
-        <w:lastRenderedPageBreak/>
-        <w:t>6.</w:t>
-      </w:r>
-      <w:r>
-        <w:t xml:space="preserve"> Tips &amp; Hal yang Perlu Diingat</w:t>
+        <w:t>6. Tips &amp; Hal yang Perlu Diingat</w:t>
       </w:r>
     </w:p>
     <w:p>
@@ -1577,13 +2709,7 @@
         <w:rPr>
           <w:b/>
         </w:rPr>
-        <w:t>3. Logout setelah s</w:t>
-      </w:r>
-      <w:r>
-        <w:rPr>
-          <w:b/>
-        </w:rPr>
-        <w:t xml:space="preserve">elesai: </w:t>
+        <w:t xml:space="preserve">3. Logout setelah selesai: </w:t>
       </w:r>
       <w:r>
         <w:t>Klik foto profil di pojok kanan atas, lalu Logout untuk keamanan.</w:t>
@@ -1608,10 +2734,7 @@
         <w:t xml:space="preserve">5. Zoom browser: </w:t>
       </w:r>
       <w:r>
-        <w:t>Jika tulisan terlalu kecil/besar, tekan Ctrl +</w:t>
-      </w:r>
-      <w:r>
-        <w:t xml:space="preserve"> atau Ctrl - untuk zoom.</w:t>
+        <w:t>Jika tulisan terlalu kecil/besar, tekan Ctrl + atau Ctrl - untuk zoom.</w:t>
       </w:r>
     </w:p>
     <w:p>
@@ -1648,15 +2771,7 @@
           <w:color w:val="0064B4"/>
           <w:sz w:val="28"/>
         </w:rPr>
-        <w:t>— SELE</w:t>
-      </w:r>
-      <w:r>
-        <w:rPr>
-          <w:b/>
-          <w:color w:val="0064B4"/>
-          <w:sz w:val="28"/>
-        </w:rPr>
-        <w:t>SAI —</w:t>
+        <w:t>— SELESAI —</w:t>
       </w:r>
     </w:p>
     <w:p/>
@@ -2158,11 +3273,6 @@
     <w:lsdException w:name="Book Title" w:uiPriority="33" w:qFormat="1"/>
     <w:lsdException w:name="Bibliography" w:semiHidden="1" w:uiPriority="37" w:unhideWhenUsed="1"/>
     <w:lsdException w:name="TOC Heading" w:semiHidden="1" w:uiPriority="39" w:unhideWhenUsed="1" w:qFormat="1"/>
-    <w:lsdException w:name="Plain Table 5" w:semiHidden="1" w:unhideWhenUsed="1"/>
-    <w:lsdException w:name="Grid Table Light" w:semiHidden="1" w:unhideWhenUsed="1"/>
-    <w:lsdException w:name="Grid Table 1 Light" w:semiHidden="1" w:unhideWhenUsed="1"/>
-    <w:lsdException w:name="Grid Table 2" w:semiHidden="1" w:unhideWhenUsed="1"/>
-    <w:lsdException w:name="Grid Table 3" w:semiHidden="1" w:unhideWhenUsed="1"/>
     <w:lsdException w:name="Grid Table 4" w:uiPriority="49"/>
     <w:lsdException w:name="Grid Table 5 Dark" w:uiPriority="50"/>
     <w:lsdException w:name="Grid Table 6 Colorful" w:uiPriority="51"/>
@@ -13589,7 +14699,7 @@
 </file>
 
 <file path=customXml/itemProps1.xml><?xml version="1.0" encoding="utf-8"?>
-<ds:datastoreItem xmlns:ds="http://schemas.openxmlformats.org/officeDocument/2006/customXml" ds:itemID="{269A1A74-A884-4073-8B14-852873B55E09}">
+<ds:datastoreItem xmlns:ds="http://schemas.openxmlformats.org/officeDocument/2006/customXml" ds:itemID="{7820E50A-EDD5-44C0-AC5A-C020B0B1BBA4}">
   <ds:schemaRefs>
     <ds:schemaRef ds:uri="http://schemas.openxmlformats.org/officeDocument/2006/bibliography"/>
   </ds:schemaRefs>
